--- a/docs/规划/网文续写测评指标规划.docx
+++ b/docs/规划/网文续写测评指标规划.docx
@@ -25,7 +25,15 @@
         <w:t xml:space="preserve"> </w:t>
       </w:r>
       <w:r>
-        <w:t xml:space="preserve">这一阶段的目标是把续写稿调到”拿得出手”，再上线拿读者数据。编辑负责判断稿子好不好、坏在哪里；机评学习编辑的判断，用来筛稿和快速迭代；机评只有在与编辑校准一致后才能用来下结论。</w:t>
+        <w:t xml:space="preserve">这一阶段的目标是把续写稿调到”拿得出手”，再上线拿读者数据。编辑负责判断稿子好不好、坏在哪里；机评学习编辑的判断，用来筛稿和快速迭代；机评只有在与编辑校准一致后，才能用来下结论。</w:t>
+      </w:r>
+    </w:p>
+    <w:p>
+      <w:pPr>
+        <w:pStyle w:val="BodyText"/>
+      </w:pPr>
+      <w:r>
+        <w:t xml:space="preserve">本文既写结论，也写结论是怎么推出来的。每一节先说”我们定了什么”，再说”为什么”。后续有人想推翻某条结论，可以直接检查它依赖的理由是否还成立。</w:t>
       </w:r>
     </w:p>
     <w:bookmarkStart w:id="23" w:name="一背景与目标"/>
@@ -51,7 +59,7 @@
         <w:pStyle w:val="FirstParagraph"/>
       </w:pPr>
       <w:r>
-        <w:t xml:space="preserve">给定一篇约 1 万字、已写完结局的短篇，系统保留前约 60%～80%，从切点续写约 2 万字。要证明的只有一件事：</w:t>
+        <w:t xml:space="preserve">给定一篇约 1 万字、已写完结局的短篇，系统保留前一部分原文，从切点续写约 2 万字，成品约 3 万字。整个项目只有一个待证明的命题：</w:t>
       </w:r>
     </w:p>
     <w:p>
@@ -67,6 +75,9 @@
         <w:pStyle w:val="FirstParagraph"/>
       </w:pPr>
       <w:r>
+        <w:t xml:space="preserve">所有评测设计都要回到这个命题。</w:t>
+      </w:r>
+      <w:r>
         <w:t xml:space="preserve">“</w:t>
       </w:r>
       <w:r>
@@ -85,17 +96,26 @@
         <w:t xml:space="preserve">”</w:t>
       </w:r>
       <w:r>
-        <w:t xml:space="preserve">都不回答这个问题，不作为质量结论。</w:t>
+        <w:t xml:space="preserve">“</w:t>
+      </w:r>
+      <w:r>
+        <w:t xml:space="preserve">调用次数少了</w:t>
+      </w:r>
+      <w:r>
+        <w:t xml:space="preserve">”</w:t>
+      </w:r>
+      <w:r>
+        <w:t xml:space="preserve">都不回答这个问题，不能作为质量结论。</w:t>
       </w:r>
     </w:p>
     <w:bookmarkEnd w:id="20"/>
-    <w:bookmarkStart w:id="21" w:name="现状"/>
+    <w:bookmarkStart w:id="21" w:name="我们在评测上走过的弯路"/>
     <w:p>
       <w:pPr>
         <w:pStyle w:val="Heading2"/>
       </w:pPr>
       <w:r>
-        <w:t xml:space="preserve">1.2 现状</w:t>
+        <w:t xml:space="preserve">1.2 我们在评测上走过的弯路</w:t>
       </w:r>
     </w:p>
     <w:tbl>
@@ -113,8 +133,10 @@
         </w:tblBorders>
       </w:tblPr>
       <w:tblGrid>
-        <w:gridCol w:w="3960"/>
-        <w:gridCol w:w="3960"/>
+        <w:gridCol w:w="1980"/>
+        <w:gridCol w:w="1980"/>
+        <w:gridCol w:w="1980"/>
+        <w:gridCol w:w="1980"/>
       </w:tblGrid>
       <w:tr>
         <w:trPr>
@@ -133,7 +155,7 @@
               <w:rPr>
                 <w:b/>
               </w:rPr>
-              <w:t xml:space="preserve">项目</w:t>
+              <w:t xml:space="preserve">阶段</w:t>
             </w:r>
           </w:p>
         </w:tc>
@@ -150,124 +172,202 @@
               <w:rPr>
                 <w:b/>
               </w:rPr>
-              <w:t xml:space="preserve">现状</w:t>
-            </w:r>
-          </w:p>
-        </w:tc>
-      </w:tr>
-      <w:tr>
-        <w:tc>
-          <w:tcPr/>
-          <w:p>
-            <w:pPr>
-              <w:pStyle w:val="Compact"/>
-              <w:jc w:val="left"/>
-            </w:pPr>
-            <w:r>
-              <w:t xml:space="preserve">质量</w:t>
-            </w:r>
-          </w:p>
-        </w:tc>
-        <w:tc>
-          <w:tcPr/>
-          <w:p>
-            <w:pPr>
-              <w:pStyle w:val="Compact"/>
-              <w:jc w:val="left"/>
-            </w:pPr>
-            <w:r>
-              <w:t xml:space="preserve">第一轮编辑盲评（4 本书 × 2 个版本 × 2 位编辑）结论：两个版本都不能用</w:t>
-            </w:r>
-          </w:p>
-        </w:tc>
-      </w:tr>
-      <w:tr>
-        <w:tc>
-          <w:tcPr/>
-          <w:p>
-            <w:pPr>
-              <w:pStyle w:val="Compact"/>
-              <w:jc w:val="left"/>
-            </w:pPr>
-            <w:r>
-              <w:t xml:space="preserve">根因</w:t>
-            </w:r>
-          </w:p>
-        </w:tc>
-        <w:tc>
-          <w:tcPr/>
-          <w:p>
-            <w:pPr>
-              <w:pStyle w:val="Compact"/>
-              <w:jc w:val="left"/>
-            </w:pPr>
-            <w:r>
-              <w:t xml:space="preserve">切点落在主要矛盾解决之后；类型跑偏（爽文写成成长文）；形式偏离原作（单章长 2～4 倍、章尾落在内心独白）</w:t>
-            </w:r>
-          </w:p>
-        </w:tc>
-      </w:tr>
-      <w:tr>
-        <w:tc>
-          <w:tcPr/>
-          <w:p>
-            <w:pPr>
-              <w:pStyle w:val="Compact"/>
-              <w:jc w:val="left"/>
-            </w:pPr>
-            <w:r>
-              <w:t xml:space="preserve">评测方式的问题</w:t>
-            </w:r>
-          </w:p>
-        </w:tc>
-        <w:tc>
-          <w:tcPr/>
-          <w:p>
-            <w:pPr>
-              <w:pStyle w:val="Compact"/>
-              <w:jc w:val="left"/>
-            </w:pPr>
-            <w:r>
-              <w:t xml:space="preserve">1～5 分六维打分，编辑之间的分歧大于版本之间的差距；六个维度分数几乎一致，实际只是一个整体判断</w:t>
-            </w:r>
-          </w:p>
-        </w:tc>
-      </w:tr>
-      <w:tr>
-        <w:tc>
-          <w:tcPr/>
-          <w:p>
-            <w:pPr>
-              <w:pStyle w:val="Compact"/>
-              <w:jc w:val="left"/>
-            </w:pPr>
-            <w:r>
-              <w:t xml:space="preserve">有价值的部分</w:t>
-            </w:r>
-          </w:p>
-        </w:tc>
-        <w:tc>
-          <w:tcPr/>
-          <w:p>
-            <w:pPr>
-              <w:pStyle w:val="Compact"/>
-              <w:jc w:val="left"/>
-            </w:pPr>
-            <w:r>
-              <w:t xml:space="preserve">编辑的文字评语，三个根因都是从评语里找到的</w:t>
+              <w:t xml:space="preserve">做了什么</w:t>
+            </w:r>
+          </w:p>
+        </w:tc>
+        <w:tc>
+          <w:tcPr>
+            <w:shd w:val="clear" w:fill="EEF1F5"/>
+          </w:tcPr>
+          <w:p>
+            <w:pPr>
+              <w:pStyle w:val="Compact"/>
+              <w:jc w:val="left"/>
+            </w:pPr>
+            <w:r>
+              <w:rPr>
+                <w:b/>
+              </w:rPr>
+              <w:t xml:space="preserve">回答了什么</w:t>
+            </w:r>
+          </w:p>
+        </w:tc>
+        <w:tc>
+          <w:tcPr>
+            <w:shd w:val="clear" w:fill="EEF1F5"/>
+          </w:tcPr>
+          <w:p>
+            <w:pPr>
+              <w:pStyle w:val="Compact"/>
+              <w:jc w:val="left"/>
+            </w:pPr>
+            <w:r>
+              <w:rPr>
+                <w:b/>
+              </w:rPr>
+              <w:t xml:space="preserve">没回答什么</w:t>
+            </w:r>
+          </w:p>
+        </w:tc>
+      </w:tr>
+      <w:tr>
+        <w:tc>
+          <w:tcPr/>
+          <w:p>
+            <w:pPr>
+              <w:pStyle w:val="Compact"/>
+              <w:jc w:val="left"/>
+            </w:pPr>
+            <w:r>
+              <w:t xml:space="preserve">技术方案</w:t>
+            </w:r>
+          </w:p>
+        </w:tc>
+        <w:tc>
+          <w:tcPr/>
+          <w:p>
+            <w:pPr>
+              <w:pStyle w:val="Compact"/>
+              <w:jc w:val="left"/>
+            </w:pPr>
+            <w:r>
+              <w:t xml:space="preserve">六节点流水线 + 故事档案 + 逐章审核与自动重写</w:t>
+            </w:r>
+          </w:p>
+        </w:tc>
+        <w:tc>
+          <w:tcPr/>
+          <w:p>
+            <w:pPr>
+              <w:pStyle w:val="Compact"/>
+              <w:jc w:val="left"/>
+            </w:pPr>
+            <w:r>
+              <w:t xml:space="preserve">结构是否完整</w:t>
+            </w:r>
+          </w:p>
+        </w:tc>
+        <w:tc>
+          <w:tcPr/>
+          <w:p>
+            <w:pPr>
+              <w:pStyle w:val="Compact"/>
+              <w:jc w:val="left"/>
+            </w:pPr>
+            <w:r>
+              <w:t xml:space="preserve">写得好不好</w:t>
+            </w:r>
+          </w:p>
+        </w:tc>
+      </w:tr>
+      <w:tr>
+        <w:tc>
+          <w:tcPr/>
+          <w:p>
+            <w:pPr>
+              <w:pStyle w:val="Compact"/>
+              <w:jc w:val="left"/>
+            </w:pPr>
+            <w:r>
+              <w:t xml:space="preserve">两条实现分支</w:t>
+            </w:r>
+          </w:p>
+        </w:tc>
+        <w:tc>
+          <w:tcPr/>
+          <w:p>
+            <w:pPr>
+              <w:pStyle w:val="Compact"/>
+              <w:jc w:val="left"/>
+            </w:pPr>
+            <w:r>
+              <w:t xml:space="preserve">一条继续加机制，一条精简为全文路线</w:t>
+            </w:r>
+          </w:p>
+        </w:tc>
+        <w:tc>
+          <w:tcPr/>
+          <w:p>
+            <w:pPr>
+              <w:pStyle w:val="Compact"/>
+              <w:jc w:val="left"/>
+            </w:pPr>
+            <w:r>
+              <w:t xml:space="preserve">精简版能稳定写完，调用和 token 大幅下降</w:t>
+            </w:r>
+          </w:p>
+        </w:tc>
+        <w:tc>
+          <w:tcPr/>
+          <w:p>
+            <w:pPr>
+              <w:pStyle w:val="Compact"/>
+              <w:jc w:val="left"/>
+            </w:pPr>
+            <w:r>
+              <w:t xml:space="preserve">写得好不好。此前所有”编辑操作”都是评测脚本模拟的，没有一次真人编辑参与</w:t>
+            </w:r>
+          </w:p>
+        </w:tc>
+      </w:tr>
+      <w:tr>
+        <w:tc>
+          <w:tcPr/>
+          <w:p>
+            <w:pPr>
+              <w:pStyle w:val="Compact"/>
+              <w:jc w:val="left"/>
+            </w:pPr>
+            <w:r>
+              <w:t xml:space="preserve">第一轮编辑盲评</w:t>
+            </w:r>
+          </w:p>
+        </w:tc>
+        <w:tc>
+          <w:tcPr/>
+          <w:p>
+            <w:pPr>
+              <w:pStyle w:val="Compact"/>
+              <w:jc w:val="left"/>
+            </w:pPr>
+            <w:r>
+              <w:t xml:space="preserve">4 本书 × 2 个版本 × 2 位编辑，六维 1～5 分 + 文字评语</w:t>
+            </w:r>
+          </w:p>
+        </w:tc>
+        <w:tc>
+          <w:tcPr/>
+          <w:p>
+            <w:pPr>
+              <w:pStyle w:val="Compact"/>
+              <w:jc w:val="left"/>
+            </w:pPr>
+            <w:r>
+              <w:t xml:space="preserve">两个版本都不能用；三个根因</w:t>
+            </w:r>
+          </w:p>
+        </w:tc>
+        <w:tc>
+          <w:tcPr/>
+          <w:p>
+            <w:pPr>
+              <w:pStyle w:val="Compact"/>
+              <w:jc w:val="left"/>
+            </w:pPr>
+            <w:r>
+              <w:t xml:space="preserve">哪个版本更好（见下）</w:t>
             </w:r>
           </w:p>
         </w:tc>
       </w:tr>
     </w:tbl>
-    <w:bookmarkEnd w:id="21"/>
-    <w:bookmarkStart w:id="22" w:name="本文要回答的问题"/>
-    <w:p>
-      <w:pPr>
-        <w:pStyle w:val="Heading2"/>
-      </w:pPr>
-      <w:r>
-        <w:t xml:space="preserve">1.3 本文要回答的问题</w:t>
+    <w:p>
+      <w:pPr>
+        <w:pStyle w:val="BodyText"/>
+      </w:pPr>
+      <w:r>
+        <w:t xml:space="preserve">第一轮盲评之所以只能得出”都不能用”这一条可靠结论，原因有三：</w:t>
       </w:r>
     </w:p>
     <w:p>
@@ -279,7 +379,17 @@
         <w:pStyle w:val="Compact"/>
       </w:pPr>
       <w:r>
-        <w:t xml:space="preserve">编辑评测和机评是什么关系。</w:t>
+        <w:rPr>
+          <w:bCs/>
+          <w:b/>
+        </w:rPr>
+        <w:t xml:space="preserve">编辑之间的分歧比版本之间的差距还大。</w:t>
+      </w:r>
+      <w:r>
+        <w:t xml:space="preserve"> </w:t>
+      </w:r>
+      <w:r>
+        <w:t xml:space="preserve">同一本书同一个版本，两位编辑的六维打分可以整体差一档；而两个版本之间的平均差距只有零点几分。</w:t>
       </w:r>
     </w:p>
     <w:p>
@@ -291,7 +401,17 @@
         <w:pStyle w:val="Compact"/>
       </w:pPr>
       <w:r>
-        <w:t xml:space="preserve">编辑看什么、怎么看。</w:t>
+        <w:rPr>
+          <w:bCs/>
+          <w:b/>
+        </w:rPr>
+        <w:t xml:space="preserve">六维打分存在光环效应。</w:t>
+      </w:r>
+      <w:r>
+        <w:t xml:space="preserve"> </w:t>
+      </w:r>
+      <w:r>
+        <w:t xml:space="preserve">同一位编辑给一份稿子打的六个维度几乎一样，实际上只给了一个整体判断，然后摊到六个格子里。六维打分成本高，信息量接近一个分数。</w:t>
       </w:r>
     </w:p>
     <w:p>
@@ -303,36 +423,141 @@
         <w:pStyle w:val="Compact"/>
       </w:pPr>
       <w:r>
-        <w:t xml:space="preserve">机评看什么、怎么校准。</w:t>
+        <w:rPr>
+          <w:bCs/>
+          <w:b/>
+        </w:rPr>
+        <w:t xml:space="preserve">两个版本的输入条件不同。</w:t>
+      </w:r>
+      <w:r>
+        <w:t xml:space="preserve"> </w:t>
+      </w:r>
+      <w:r>
+        <w:t xml:space="preserve">一个版本切掉了原文结尾重写，另一个从原文结尾直接续写，比的不是同一件事。</w:t>
+      </w:r>
+    </w:p>
+    <w:p>
+      <w:pPr>
+        <w:pStyle w:val="FirstParagraph"/>
+      </w:pPr>
+      <w:r>
+        <w:t xml:space="preserve">但第一轮也有非常有价值的部分：</w:t>
+      </w:r>
+      <w:r>
+        <w:rPr>
+          <w:bCs/>
+          <w:b/>
+        </w:rPr>
+        <w:t xml:space="preserve">编辑的文字评语</w:t>
+      </w:r>
+      <w:r>
+        <w:t xml:space="preserve">。</w:t>
+      </w:r>
+      <w:r>
+        <w:t xml:space="preserve">“</w:t>
+      </w:r>
+      <w:r>
+        <w:t xml:space="preserve">所有人都变成 peace &amp; love</w:t>
+      </w:r>
+      <w:r>
+        <w:t xml:space="preserve">”</w:t>
+      </w:r>
+      <w:r>
+        <w:t xml:space="preserve">“</w:t>
+      </w:r>
+      <w:r>
+        <w:t xml:space="preserve">章节是原文的 2～4 倍</w:t>
+      </w:r>
+      <w:r>
+        <w:t xml:space="preserve">”</w:t>
+      </w:r>
+      <w:r>
+        <w:t xml:space="preserve">“</w:t>
+      </w:r>
+      <w:r>
+        <w:t xml:space="preserve">很多章节结尾都是女主的内心独白</w:t>
+      </w:r>
+      <w:r>
+        <w:t xml:space="preserve">”</w:t>
+      </w:r>
+      <w:r>
+        <w:t xml:space="preserve">“</w:t>
+      </w:r>
+      <w:r>
+        <w:t xml:space="preserve">故作深沉</w:t>
+      </w:r>
+      <w:r>
+        <w:t xml:space="preserve">”</w:t>
+      </w:r>
+      <w:r>
+        <w:t xml:space="preserve">——三个根因都是从这些评语里挖出来的。评语的粒度正合适。</w:t>
+      </w:r>
+    </w:p>
+    <w:p>
+      <w:pPr>
+        <w:pStyle w:val="BodyText"/>
+      </w:pPr>
+      <w:r>
+        <w:rPr>
+          <w:bCs/>
+          <w:b/>
+        </w:rPr>
+        <w:t xml:space="preserve">推论：评测不是要重新发明编辑的工作方式，而是要去掉噪音大的部分（六维打分），保留并结构化有价值的部分（评语）。</w:t>
+      </w:r>
+    </w:p>
+    <w:bookmarkEnd w:id="21"/>
+    <w:bookmarkStart w:id="22" w:name="这一阶段的定位"/>
+    <w:p>
+      <w:pPr>
+        <w:pStyle w:val="Heading2"/>
+      </w:pPr>
+      <w:r>
+        <w:t xml:space="preserve">1.3 这一阶段的定位</w:t>
+      </w:r>
+    </w:p>
+    <w:p>
+      <w:pPr>
+        <w:pStyle w:val="FirstParagraph"/>
+      </w:pPr>
+      <w:r>
+        <w:t xml:space="preserve">我们讨论过一个更快的路径：现在就把编辑改好的续写稿放到线上，测读者数据。从第一性原理看这很有价值，因为”1 万字续成 3 万字，读者数据会比原作好”这个业务假设本身也没被验证过。</w:t>
+      </w:r>
+    </w:p>
+    <w:p>
+      <w:pPr>
+        <w:pStyle w:val="BodyText"/>
+      </w:pPr>
+      <w:r>
+        <w:t xml:space="preserve">但当前产出离”拿得出手”还有距离，现阶段先在内部调到可接受的水平，再上线。所以这一阶段的评测体系要做到两件事：</w:t>
       </w:r>
     </w:p>
     <w:p>
       <w:pPr>
         <w:numPr>
           <w:ilvl w:val="0"/>
-          <w:numId w:val="1001"/>
+          <w:numId w:val="1002"/>
         </w:numPr>
         <w:pStyle w:val="Compact"/>
       </w:pPr>
       <w:r>
-        <w:t xml:space="preserve">这一阶段做到什么程度算完成。</w:t>
+        <w:t xml:space="preserve">能快速告诉我们每次改动是变好还是变坏，以及坏在哪里。</w:t>
       </w:r>
     </w:p>
     <w:p>
       <w:pPr>
         <w:numPr>
           <w:ilvl w:val="0"/>
-          <w:numId w:val="1001"/>
+          <w:numId w:val="1002"/>
         </w:numPr>
         <w:pStyle w:val="Compact"/>
       </w:pPr>
       <w:r>
-        <w:t xml:space="preserve">评测节奏和人力怎么安排。</w:t>
+        <w:t xml:space="preserve">能告诉我们什么时候”够好了”，可以上线。</w:t>
       </w:r>
     </w:p>
     <w:bookmarkEnd w:id="22"/>
     <w:bookmarkEnd w:id="23"/>
-    <w:bookmarkStart w:id="28" w:name="二评测架构"/>
+    <w:bookmarkStart w:id="30" w:name="二评测架构"/>
     <w:p>
       <w:pPr>
         <w:pStyle w:val="Heading1"/>
@@ -341,13 +566,92 @@
         <w:t xml:space="preserve">二、评测架构</w:t>
       </w:r>
     </w:p>
-    <w:bookmarkStart w:id="24" w:name="核心思路编辑定义目标机评放大目标"/>
+    <w:bookmarkStart w:id="24" w:name="起点两个层面的工作"/>
     <w:p>
       <w:pPr>
         <w:pStyle w:val="Heading2"/>
       </w:pPr>
       <w:r>
-        <w:t xml:space="preserve">2.1 核心思路：编辑定义目标，机评放大目标</w:t>
+        <w:t xml:space="preserve">2.1 起点：两个层面的工作</w:t>
+      </w:r>
+    </w:p>
+    <w:p>
+      <w:pPr>
+        <w:pStyle w:val="FirstParagraph"/>
+      </w:pPr>
+      <w:r>
+        <w:t xml:space="preserve">我们的工作分成两个层面：</w:t>
+      </w:r>
+    </w:p>
+    <w:p>
+      <w:pPr>
+        <w:numPr>
+          <w:ilvl w:val="0"/>
+          <w:numId w:val="1003"/>
+        </w:numPr>
+        <w:pStyle w:val="Compact"/>
+      </w:pPr>
+      <w:r>
+        <w:rPr>
+          <w:bCs/>
+          <w:b/>
+        </w:rPr>
+        <w:t xml:space="preserve">控制</w:t>
+      </w:r>
+      <w:r>
+        <w:t xml:space="preserve">：通过提示词、工作流和数据流，控制模型的输出。</w:t>
+      </w:r>
+    </w:p>
+    <w:p>
+      <w:pPr>
+        <w:numPr>
+          <w:ilvl w:val="0"/>
+          <w:numId w:val="1003"/>
+        </w:numPr>
+        <w:pStyle w:val="Compact"/>
+      </w:pPr>
+      <w:r>
+        <w:rPr>
+          <w:bCs/>
+          <w:b/>
+        </w:rPr>
+        <w:t xml:space="preserve">评测</w:t>
+      </w:r>
+      <w:r>
+        <w:t xml:space="preserve">：判断输出好不好。评测又分两类：编辑看什么、机评看什么。</w:t>
+      </w:r>
+    </w:p>
+    <w:p>
+      <w:pPr>
+        <w:pStyle w:val="FirstParagraph"/>
+      </w:pPr>
+      <w:r>
+        <w:t xml:space="preserve">核心问题是：</w:t>
+      </w:r>
+      <w:r>
+        <w:rPr>
+          <w:bCs/>
+          <w:b/>
+        </w:rPr>
+        <w:t xml:space="preserve">编辑评测和机评之间，是重叠还是取代？</w:t>
+      </w:r>
+    </w:p>
+    <w:bookmarkEnd w:id="24"/>
+    <w:bookmarkStart w:id="25" w:name="结论既不是重叠也不是取代"/>
+    <w:p>
+      <w:pPr>
+        <w:pStyle w:val="Heading2"/>
+      </w:pPr>
+      <w:r>
+        <w:t xml:space="preserve">2.2 结论：既不是重叠，也不是取代</w:t>
+      </w:r>
+    </w:p>
+    <w:p>
+      <w:pPr>
+        <w:pStyle w:val="FirstParagraph"/>
+      </w:pPr>
+      <w:r>
+        <w:t xml:space="preserve">编辑和机评做的是两种不同的事，不在同一个层面上竞争：</w:t>
       </w:r>
     </w:p>
     <w:tbl>
@@ -496,7 +800,7 @@
               <w:jc w:val="left"/>
             </w:pPr>
             <w:r>
-              <w:t xml:space="preserve">准，但贵、慢、人和人有差异</w:t>
+              <w:t xml:space="preserve">准，但贵、慢、人和人有差异，一周只能看几十份</w:t>
             </w:r>
           </w:p>
         </w:tc>
@@ -534,7 +838,7 @@
               <w:jc w:val="left"/>
             </w:pPr>
             <w:r>
-              <w:t xml:space="preserve">不懂品味，但便宜、快、稳定</w:t>
+              <w:t xml:space="preserve">不懂品味，但便宜、快、稳定，一天能看几百份</w:t>
             </w:r>
           </w:p>
         </w:tc>
@@ -583,7 +887,17 @@
         <w:pStyle w:val="BodyText"/>
       </w:pPr>
       <w:r>
-        <w:t xml:space="preserve">整条链是：读者 → 编辑 → 机评 → 生产流程。上一级校准下一级。当前没有读者数据，编辑是最高标准；上线后，编辑判断也接受读者数据校准。</w:t>
+        <w:t xml:space="preserve">整条链是：</w:t>
+      </w:r>
+      <w:r>
+        <w:rPr>
+          <w:bCs/>
+          <w:b/>
+        </w:rPr>
+        <w:t xml:space="preserve">读者 → 编辑 → 机评 → 生产流程</w:t>
+      </w:r>
+      <w:r>
+        <w:t xml:space="preserve">，上一级校准下一级。</w:t>
       </w:r>
     </w:p>
     <w:p>
@@ -591,75 +905,1081 @@
         <w:pStyle w:val="BodyText"/>
       </w:pPr>
       <w:r>
-        <w:t xml:space="preserve">从算法角度看，这是 RLHF 的结构：编辑判断是人类偏好，机评是奖励模型，提示词和工作流是被优化的策略。</w:t>
-      </w:r>
-    </w:p>
-    <w:bookmarkEnd w:id="24"/>
-    <w:bookmarkStart w:id="25" w:name="两者如何连接校准循环"/>
+        <w:t xml:space="preserve">编辑也只是一个先验。我们相信编辑的判断趋势和读者大体一致，但最终要用线上读者数据校准编辑。当前没有读者数据，编辑是最高标准。</w:t>
+      </w:r>
+    </w:p>
+    <w:p>
+      <w:pPr>
+        <w:pStyle w:val="BodyText"/>
+      </w:pPr>
+      <w:r>
+        <w:t xml:space="preserve">一个直观的类比：编辑像出题和判卷的老师，机评像照着老师评分习惯训练出来的助教。老师先批一批卷子；助教照着学，再拿老师批过的卷子考它；一致了，日常大量的卷子由助教批，老师只抽查；老师发现助教判不出的新问题，再教给助教。</w:t>
+      </w:r>
+      <w:r>
+        <w:rPr>
+          <w:bCs/>
+          <w:b/>
+        </w:rPr>
+        <w:t xml:space="preserve">机评的可信度永远来自”它和编辑判得一致”，它自己不能定义好坏。</w:t>
+      </w:r>
+    </w:p>
+    <w:bookmarkEnd w:id="25"/>
+    <w:bookmarkStart w:id="26" w:name="算法视角这是-rlhf-的结构"/>
     <w:p>
       <w:pPr>
         <w:pStyle w:val="Heading2"/>
       </w:pPr>
       <w:r>
-        <w:t xml:space="preserve">2.2 两者如何连接：校准循环</w:t>
+        <w:t xml:space="preserve">2.3 算法视角：这是 RLHF 的结构</w:t>
+      </w:r>
+    </w:p>
+    <w:tbl>
+      <w:tblPr>
+        <w:tblW w:type="auto" w:w="0"/>
+        <w:tblLook w:firstRow="1" w:lastRow="0" w:firstColumn="0" w:lastColumn="0" w:noHBand="0" w:noVBand="0" w:val="0020"/>
+        <w:jc w:val="start"/>
+        <w:tblBorders>
+          <w:top w:val="single" w:sz="4" w:color="BFBFBF"/>
+          <w:left w:val="single" w:sz="4" w:color="BFBFBF"/>
+          <w:bottom w:val="single" w:sz="4" w:color="BFBFBF"/>
+          <w:right w:val="single" w:sz="4" w:color="BFBFBF"/>
+          <w:insideH w:val="single" w:sz="4" w:color="BFBFBF"/>
+          <w:insideV w:val="single" w:sz="4" w:color="BFBFBF"/>
+        </w:tblBorders>
+      </w:tblPr>
+      <w:tblGrid>
+        <w:gridCol w:w="3960"/>
+        <w:gridCol w:w="3960"/>
+      </w:tblGrid>
+      <w:tr>
+        <w:trPr>
+          <w:tblHeader w:val="true"/>
+        </w:trPr>
+        <w:tc>
+          <w:tcPr>
+            <w:shd w:val="clear" w:fill="EEF1F5"/>
+          </w:tcPr>
+          <w:p>
+            <w:pPr>
+              <w:pStyle w:val="Compact"/>
+              <w:jc w:val="left"/>
+            </w:pPr>
+            <w:r>
+              <w:rPr>
+                <w:b/>
+              </w:rPr>
+              <w:t xml:space="preserve">RLHF 中的角色</w:t>
+            </w:r>
+          </w:p>
+        </w:tc>
+        <w:tc>
+          <w:tcPr>
+            <w:shd w:val="clear" w:fill="EEF1F5"/>
+          </w:tcPr>
+          <w:p>
+            <w:pPr>
+              <w:pStyle w:val="Compact"/>
+              <w:jc w:val="left"/>
+            </w:pPr>
+            <w:r>
+              <w:rPr>
+                <w:b/>
+              </w:rPr>
+              <w:t xml:space="preserve">在本项目中</w:t>
+            </w:r>
+          </w:p>
+        </w:tc>
+      </w:tr>
+      <w:tr>
+        <w:tc>
+          <w:tcPr/>
+          <w:p>
+            <w:pPr>
+              <w:pStyle w:val="Compact"/>
+              <w:jc w:val="left"/>
+            </w:pPr>
+            <w:r>
+              <w:t xml:space="preserve">人类偏好标注</w:t>
+            </w:r>
+          </w:p>
+        </w:tc>
+        <w:tc>
+          <w:tcPr/>
+          <w:p>
+            <w:pPr>
+              <w:pStyle w:val="Compact"/>
+              <w:jc w:val="left"/>
+            </w:pPr>
+            <w:r>
+              <w:t xml:space="preserve">编辑判断</w:t>
+            </w:r>
+          </w:p>
+        </w:tc>
+      </w:tr>
+      <w:tr>
+        <w:tc>
+          <w:tcPr/>
+          <w:p>
+            <w:pPr>
+              <w:pStyle w:val="Compact"/>
+              <w:jc w:val="left"/>
+            </w:pPr>
+            <w:r>
+              <w:t xml:space="preserve">奖励模型</w:t>
+            </w:r>
+          </w:p>
+        </w:tc>
+        <w:tc>
+          <w:tcPr/>
+          <w:p>
+            <w:pPr>
+              <w:pStyle w:val="Compact"/>
+              <w:jc w:val="left"/>
+            </w:pPr>
+            <w:r>
+              <w:t xml:space="preserve">机评</w:t>
+            </w:r>
+          </w:p>
+        </w:tc>
+      </w:tr>
+      <w:tr>
+        <w:tc>
+          <w:tcPr/>
+          <w:p>
+            <w:pPr>
+              <w:pStyle w:val="Compact"/>
+              <w:jc w:val="left"/>
+            </w:pPr>
+            <w:r>
+              <w:t xml:space="preserve">被优化的策略</w:t>
+            </w:r>
+          </w:p>
+        </w:tc>
+        <w:tc>
+          <w:tcPr/>
+          <w:p>
+            <w:pPr>
+              <w:pStyle w:val="Compact"/>
+              <w:jc w:val="left"/>
+            </w:pPr>
+            <w:r>
+              <w:t xml:space="preserve">提示词与工作流</w:t>
+            </w:r>
+          </w:p>
+        </w:tc>
+      </w:tr>
+      <w:tr>
+        <w:tc>
+          <w:tcPr/>
+          <w:p>
+            <w:pPr>
+              <w:pStyle w:val="Compact"/>
+              <w:jc w:val="left"/>
+            </w:pPr>
+            <w:r>
+              <w:t xml:space="preserve">线上真实反馈</w:t>
+            </w:r>
+          </w:p>
+        </w:tc>
+        <w:tc>
+          <w:tcPr/>
+          <w:p>
+            <w:pPr>
+              <w:pStyle w:val="Compact"/>
+              <w:jc w:val="left"/>
+            </w:pPr>
+            <w:r>
+              <w:t xml:space="preserve">读者数据</w:t>
+            </w:r>
+          </w:p>
+        </w:tc>
+      </w:tr>
+    </w:tbl>
+    <w:p>
+      <w:pPr>
+        <w:pStyle w:val="BodyText"/>
+      </w:pPr>
+      <w:r>
+        <w:t xml:space="preserve">这个类比不只是比喻，它直接推出了几条必须遵守的设计原则，因为 RLHF 里踩过的坑我们都会踩：</w:t>
+      </w:r>
+    </w:p>
+    <w:p>
+      <w:pPr>
+        <w:pStyle w:val="BodyText"/>
+      </w:pPr>
+      <w:r>
+        <w:rPr>
+          <w:bCs/>
+          <w:b/>
+        </w:rPr>
+        <w:t xml:space="preserve">奖励模型被”钻空子”（Goodhart 定律）。</w:t>
+      </w:r>
+      <w:r>
+        <w:t xml:space="preserve"> </w:t>
+      </w:r>
+      <w:r>
+        <w:t xml:space="preserve">一旦我们开始对着机评改提示词，系统就会学会讨好机评，而不是写得更好。例如机评检查”大纲中的爽点是否都兑现了”，系统可能学会把每个爽点都机械地写一遍，清单全部打勾，但故事很生硬。</w:t>
+      </w:r>
+    </w:p>
+    <w:p>
+      <w:pPr>
+        <w:pStyle w:val="BodyText"/>
+      </w:pPr>
+      <w:r>
+        <w:rPr>
+          <w:bCs/>
+          <w:b/>
+        </w:rPr>
+        <w:t xml:space="preserve">控制和评测互相污染。</w:t>
+      </w:r>
+      <w:r>
+        <w:t xml:space="preserve"> </w:t>
+      </w:r>
+      <w:r>
+        <w:t xml:space="preserve">如果”章尾落在事件上”既写在提示词里，又作为机评指标，那机评测到的只是模型有没有听话，不是写得好不好。凡是同时作为控制手段的指标，它的分数只能说明执行情况，不能说明质量。</w:t>
+      </w:r>
+    </w:p>
+    <w:p>
+      <w:pPr>
+        <w:pStyle w:val="BodyText"/>
+      </w:pPr>
+      <w:r>
+        <w:rPr>
+          <w:bCs/>
+          <w:b/>
+        </w:rPr>
+        <w:t xml:space="preserve">奖励模型继承了基座模型的偏见。</w:t>
+      </w:r>
+      <w:r>
+        <w:t xml:space="preserve"> </w:t>
+      </w:r>
+      <w:r>
+        <w:t xml:space="preserve">上一轮类型跑偏的根源，是对齐过的通用模型默认偏好”女性成长、和解、peace &amp; love”这类安全叙事。用同类模型当评审，它很可能把”故作深沉”判成”写得好”。评审模型恰恰最可能在我们最关心的维度上出错。</w:t>
+      </w:r>
+    </w:p>
+    <w:bookmarkEnd w:id="26"/>
+    <w:bookmarkStart w:id="27" w:name="两条纪律"/>
+    <w:p>
+      <w:pPr>
+        <w:pStyle w:val="Heading2"/>
+      </w:pPr>
+      <w:r>
+        <w:t xml:space="preserve">2.4 两条纪律</w:t>
+      </w:r>
+    </w:p>
+    <w:p>
+      <w:pPr>
+        <w:pStyle w:val="FirstParagraph"/>
+      </w:pPr>
+      <w:r>
+        <w:rPr>
+          <w:bCs/>
+          <w:b/>
+        </w:rPr>
+        <w:t xml:space="preserve">纪律一：编辑评测是测试集，不是开发集。</w:t>
+      </w:r>
+    </w:p>
+    <w:p>
+      <w:pPr>
+        <w:pStyle w:val="BodyText"/>
+      </w:pPr>
+      <w:r>
+        <w:t xml:space="preserve">日常可以对着机评反复调提示词（开发集），但迭代算不算进步，以没参与调参的编辑评测为准（测试集）。这是机器学习里防止过拟合的基本做法，也是防止系统学会讨好机评的唯一办法。</w:t>
+      </w:r>
+    </w:p>
+    <w:p>
+      <w:pPr>
+        <w:pStyle w:val="BodyText"/>
+      </w:pPr>
+      <w:r>
+        <w:rPr>
+          <w:bCs/>
+          <w:b/>
+        </w:rPr>
+        <w:t xml:space="preserve">纪律二：指标有生命周期。</w:t>
+      </w:r>
+    </w:p>
+    <w:p>
+      <w:pPr>
+        <w:pStyle w:val="BodyText"/>
+      </w:pPr>
+      <w:r>
+        <w:t xml:space="preserve">编辑发现问题 → 机评量化 → 与编辑校准 → 进入生产流程（提示词约束或同步校验）→ 编辑只做抽查</w:t>
+      </w:r>
+    </w:p>
+    <w:p>
+      <w:pPr>
+        <w:pStyle w:val="BodyText"/>
+      </w:pPr>
+      <w:r>
+        <w:t xml:space="preserve">这条纪律把 2.1 中的两个层面统一了起来：</w:t>
+      </w:r>
+      <w:r>
+        <w:rPr>
+          <w:bCs/>
+          <w:b/>
+        </w:rPr>
+        <w:t xml:space="preserve">控制和评测不是两件事，而是同一个指标在不同阶段的状态。</w:t>
+      </w:r>
+      <w:r>
+        <w:t xml:space="preserve"> </w:t>
+      </w:r>
+      <w:r>
+        <w:t xml:space="preserve">越靠前越依赖编辑，越靠后越自动。</w:t>
+      </w:r>
+    </w:p>
+    <w:p>
+      <w:pPr>
+        <w:pStyle w:val="BodyText"/>
+      </w:pPr>
+      <w:r>
+        <w:t xml:space="preserve">章长是走完这一整圈的例子：编辑评语点名”章节是原文的 2～4 倍”→ 代码可以直接算章长比 → 回测确认被批评的稿子都超标 → 进入生产流程，章长按原文中位数设定、超标自动拆章 → 编辑不再需要关注。</w:t>
+      </w:r>
+    </w:p>
+    <w:p>
+      <w:pPr>
+        <w:pStyle w:val="BodyText"/>
+      </w:pPr>
+      <w:r>
+        <w:t xml:space="preserve">每个指标都应标明当前处在哪个阶段，这样下一步该做什么一目了然。</w:t>
+      </w:r>
+    </w:p>
+    <w:bookmarkEnd w:id="27"/>
+    <w:bookmarkStart w:id="28" w:name="按维度性质分工"/>
+    <w:p>
+      <w:pPr>
+        <w:pStyle w:val="Heading2"/>
+      </w:pPr>
+      <w:r>
+        <w:t xml:space="preserve">2.5 按维度性质分工</w:t>
+      </w:r>
+    </w:p>
+    <w:p>
+      <w:pPr>
+        <w:pStyle w:val="FirstParagraph"/>
+      </w:pPr>
+      <w:r>
+        <w:t xml:space="preserve">编辑和机评的边界不按”层”划，而按维度的性质划：</w:t>
+      </w:r>
+    </w:p>
+    <w:tbl>
+      <w:tblPr>
+        <w:tblW w:type="pct" w:w="5000"/>
+        <w:tblLook w:firstRow="1" w:lastRow="0" w:firstColumn="0" w:lastColumn="0" w:noHBand="0" w:noVBand="0" w:val="0020"/>
+        <w:jc w:val="start"/>
+        <w:tblBorders>
+          <w:top w:val="single" w:sz="4" w:color="BFBFBF"/>
+          <w:left w:val="single" w:sz="4" w:color="BFBFBF"/>
+          <w:bottom w:val="single" w:sz="4" w:color="BFBFBF"/>
+          <w:right w:val="single" w:sz="4" w:color="BFBFBF"/>
+          <w:insideH w:val="single" w:sz="4" w:color="BFBFBF"/>
+          <w:insideV w:val="single" w:sz="4" w:color="BFBFBF"/>
+        </w:tblBorders>
+      </w:tblPr>
+      <w:tblGrid>
+        <w:gridCol w:w="1980"/>
+        <w:gridCol w:w="1980"/>
+        <w:gridCol w:w="1980"/>
+        <w:gridCol w:w="1980"/>
+      </w:tblGrid>
+      <w:tr>
+        <w:trPr>
+          <w:tblHeader w:val="true"/>
+        </w:trPr>
+        <w:tc>
+          <w:tcPr>
+            <w:shd w:val="clear" w:fill="EEF1F5"/>
+          </w:tcPr>
+          <w:p>
+            <w:pPr>
+              <w:pStyle w:val="Compact"/>
+              <w:jc w:val="left"/>
+            </w:pPr>
+            <w:r>
+              <w:rPr>
+                <w:b/>
+              </w:rPr>
+              <w:t xml:space="preserve">维度性质</w:t>
+            </w:r>
+          </w:p>
+        </w:tc>
+        <w:tc>
+          <w:tcPr>
+            <w:shd w:val="clear" w:fill="EEF1F5"/>
+          </w:tcPr>
+          <w:p>
+            <w:pPr>
+              <w:pStyle w:val="Compact"/>
+              <w:jc w:val="left"/>
+            </w:pPr>
+            <w:r>
+              <w:rPr>
+                <w:b/>
+              </w:rPr>
+              <w:t xml:space="preserve">例子</w:t>
+            </w:r>
+          </w:p>
+        </w:tc>
+        <w:tc>
+          <w:tcPr>
+            <w:shd w:val="clear" w:fill="EEF1F5"/>
+          </w:tcPr>
+          <w:p>
+            <w:pPr>
+              <w:pStyle w:val="Compact"/>
+              <w:jc w:val="left"/>
+            </w:pPr>
+            <w:r>
+              <w:rPr>
+                <w:b/>
+              </w:rPr>
+              <w:t xml:space="preserve">编辑与机评的关系</w:t>
+            </w:r>
+          </w:p>
+        </w:tc>
+        <w:tc>
+          <w:tcPr>
+            <w:shd w:val="clear" w:fill="EEF1F5"/>
+          </w:tcPr>
+          <w:p>
+            <w:pPr>
+              <w:pStyle w:val="Compact"/>
+              <w:jc w:val="left"/>
+            </w:pPr>
+            <w:r>
+              <w:rPr>
+                <w:b/>
+              </w:rPr>
+              <w:t xml:space="preserve">为什么</w:t>
+            </w:r>
+          </w:p>
+        </w:tc>
+      </w:tr>
+      <w:tr>
+        <w:tc>
+          <w:tcPr/>
+          <w:p>
+            <w:pPr>
+              <w:pStyle w:val="Compact"/>
+              <w:jc w:val="left"/>
+            </w:pPr>
+            <w:r>
+              <w:t xml:space="preserve">可客观计算</w:t>
+            </w:r>
+          </w:p>
+        </w:tc>
+        <w:tc>
+          <w:tcPr/>
+          <w:p>
+            <w:pPr>
+              <w:pStyle w:val="Compact"/>
+              <w:jc w:val="left"/>
+            </w:pPr>
+            <w:r>
+              <w:t xml:space="preserve">章长比、对话占比、章尾类型、事实矛盾</w:t>
+            </w:r>
+          </w:p>
+        </w:tc>
+        <w:tc>
+          <w:tcPr/>
+          <w:p>
+            <w:pPr>
+              <w:pStyle w:val="Compact"/>
+              <w:jc w:val="left"/>
+            </w:pPr>
+            <w:r>
+              <w:t xml:space="preserve">机评完全承担，不占编辑时间</w:t>
+            </w:r>
+          </w:p>
+        </w:tc>
+        <w:tc>
+          <w:tcPr/>
+          <w:p>
+            <w:pPr>
+              <w:pStyle w:val="Compact"/>
+              <w:jc w:val="left"/>
+            </w:pPr>
+            <w:r>
+              <w:t xml:space="preserve">代码算得比人准，编辑一秒钟都不该花在这上面</w:t>
+            </w:r>
+          </w:p>
+        </w:tc>
+      </w:tr>
+      <w:tr>
+        <w:tc>
+          <w:tcPr/>
+          <w:p>
+            <w:pPr>
+              <w:pStyle w:val="Compact"/>
+              <w:jc w:val="left"/>
+            </w:pPr>
+            <w:r>
+              <w:t xml:space="preserve">有明确锚点的判断</w:t>
+            </w:r>
+          </w:p>
+        </w:tc>
+        <w:tc>
+          <w:tcPr/>
+          <w:p>
+            <w:pPr>
+              <w:pStyle w:val="Compact"/>
+              <w:jc w:val="left"/>
+            </w:pPr>
+            <w:r>
+              <w:t xml:space="preserve">类型是否跑偏、被删高光是否兑现、反派下场是否降级</w:t>
+            </w:r>
+          </w:p>
+        </w:tc>
+        <w:tc>
+          <w:tcPr/>
+          <w:p>
+            <w:pPr>
+              <w:pStyle w:val="Compact"/>
+              <w:jc w:val="left"/>
+            </w:pPr>
+            <w:r>
+              <w:t xml:space="preserve">先重叠后交接：校准期两边评同一批，可靠后交给机评，编辑定期抽查</w:t>
+            </w:r>
+          </w:p>
+        </w:tc>
+        <w:tc>
+          <w:tcPr/>
+          <w:p>
+            <w:pPr>
+              <w:pStyle w:val="Compact"/>
+              <w:jc w:val="left"/>
+            </w:pPr>
+            <w:r>
+              <w:t xml:space="preserve">有原文和类型契约作参照，可以设计成是非题，模型能学会</w:t>
+            </w:r>
+          </w:p>
+        </w:tc>
+      </w:tr>
+      <w:tr>
+        <w:tc>
+          <w:tcPr/>
+          <w:p>
+            <w:pPr>
+              <w:pStyle w:val="Compact"/>
+              <w:jc w:val="left"/>
+            </w:pPr>
+            <w:r>
+              <w:t xml:space="preserve">品味</w:t>
+            </w:r>
+          </w:p>
+        </w:tc>
+        <w:tc>
+          <w:tcPr/>
+          <w:p>
+            <w:pPr>
+              <w:pStyle w:val="Compact"/>
+              <w:jc w:val="left"/>
+            </w:pPr>
+            <w:r>
+              <w:t xml:space="preserve">爽不爽、想不想往下读</w:t>
+            </w:r>
+          </w:p>
+        </w:tc>
+        <w:tc>
+          <w:tcPr/>
+          <w:p>
+            <w:pPr>
+              <w:pStyle w:val="Compact"/>
+              <w:jc w:val="left"/>
+            </w:pPr>
+            <w:r>
+              <w:t xml:space="preserve">编辑始终是标准；机评只做初筛和排序</w:t>
+            </w:r>
+          </w:p>
+        </w:tc>
+        <w:tc>
+          <w:tcPr/>
+          <w:p>
+            <w:pPr>
+              <w:pStyle w:val="Compact"/>
+              <w:jc w:val="left"/>
+            </w:pPr>
+            <w:r>
+              <w:t xml:space="preserve">没有客观锚点，模型的品味正是出问题的地方</w:t>
+            </w:r>
+          </w:p>
+        </w:tc>
+      </w:tr>
+    </w:tbl>
+    <w:bookmarkEnd w:id="28"/>
+    <w:bookmarkStart w:id="29" w:name="长期最好的标签来自编辑的日常操作"/>
+    <w:p>
+      <w:pPr>
+        <w:pStyle w:val="Heading2"/>
+      </w:pPr>
+      <w:r>
+        <w:t xml:space="preserve">2.6 长期最好的标签来自编辑的日常操作</w:t>
+      </w:r>
+    </w:p>
+    <w:p>
+      <w:pPr>
+        <w:pStyle w:val="FirstParagraph"/>
+      </w:pPr>
+      <w:r>
+        <w:t xml:space="preserve">真正投产后，编辑不会长期配合做专门的盲评。但编辑选了哪条路线、改了哪条路线、改了哪几章、改了多少字、最后有没有发出去，这些都是零成本的真实标签，而且直接对应改稿成本这个核心命题。</w:t>
+      </w:r>
+    </w:p>
+    <w:p>
+      <w:pPr>
+        <w:pStyle w:val="BodyText"/>
+      </w:pPr>
+      <w:r>
+        <w:t xml:space="preserve">前提是产品里要有编辑改稿的环节，目前这一环是空白（见《网文续写流程规划》）。</w:t>
+      </w:r>
+    </w:p>
+    <w:bookmarkEnd w:id="29"/>
+    <w:bookmarkEnd w:id="30"/>
+    <w:bookmarkStart w:id="34" w:name="三北极星指标与阶段退出标准"/>
+    <w:p>
+      <w:pPr>
+        <w:pStyle w:val="Heading1"/>
+      </w:pPr>
+      <w:r>
+        <w:t xml:space="preserve">三、北极星指标与阶段退出标准</w:t>
+      </w:r>
+    </w:p>
+    <w:bookmarkStart w:id="31" w:name="北极星指标"/>
+    <w:p>
+      <w:pPr>
+        <w:pStyle w:val="Heading2"/>
+      </w:pPr>
+      <w:r>
+        <w:t xml:space="preserve">3.1 北极星指标</w:t>
+      </w:r>
+    </w:p>
+    <w:tbl>
+      <w:tblPr>
+        <w:tblW w:type="auto" w:w="0"/>
+        <w:tblLook w:firstRow="1" w:lastRow="0" w:firstColumn="0" w:lastColumn="0" w:noHBand="0" w:noVBand="0" w:val="0020"/>
+        <w:jc w:val="start"/>
+        <w:tblBorders>
+          <w:top w:val="single" w:sz="4" w:color="BFBFBF"/>
+          <w:left w:val="single" w:sz="4" w:color="BFBFBF"/>
+          <w:bottom w:val="single" w:sz="4" w:color="BFBFBF"/>
+          <w:right w:val="single" w:sz="4" w:color="BFBFBF"/>
+          <w:insideH w:val="single" w:sz="4" w:color="BFBFBF"/>
+          <w:insideV w:val="single" w:sz="4" w:color="BFBFBF"/>
+        </w:tblBorders>
+      </w:tblPr>
+      <w:tblGrid>
+        <w:gridCol w:w="3960"/>
+        <w:gridCol w:w="3960"/>
+      </w:tblGrid>
+      <w:tr>
+        <w:trPr>
+          <w:tblHeader w:val="true"/>
+        </w:trPr>
+        <w:tc>
+          <w:tcPr>
+            <w:shd w:val="clear" w:fill="EEF1F5"/>
+          </w:tcPr>
+          <w:p>
+            <w:pPr>
+              <w:pStyle w:val="Compact"/>
+              <w:jc w:val="left"/>
+            </w:pPr>
+            <w:r>
+              <w:rPr>
+                <w:b/>
+              </w:rPr>
+              <w:t xml:space="preserve">阶段</w:t>
+            </w:r>
+          </w:p>
+        </w:tc>
+        <w:tc>
+          <w:tcPr>
+            <w:shd w:val="clear" w:fill="EEF1F5"/>
+          </w:tcPr>
+          <w:p>
+            <w:pPr>
+              <w:pStyle w:val="Compact"/>
+              <w:jc w:val="left"/>
+            </w:pPr>
+            <w:r>
+              <w:rPr>
+                <w:b/>
+              </w:rPr>
+              <w:t xml:space="preserve">北极星指标</w:t>
+            </w:r>
+          </w:p>
+        </w:tc>
+      </w:tr>
+      <w:tr>
+        <w:tc>
+          <w:tcPr/>
+          <w:p>
+            <w:pPr>
+              <w:pStyle w:val="Compact"/>
+              <w:jc w:val="left"/>
+            </w:pPr>
+            <w:r>
+              <w:t xml:space="preserve">当前（上线前）</w:t>
+            </w:r>
+          </w:p>
+        </w:tc>
+        <w:tc>
+          <w:tcPr/>
+          <w:p>
+            <w:pPr>
+              <w:pStyle w:val="Compact"/>
+              <w:jc w:val="left"/>
+            </w:pPr>
+            <w:r>
+              <w:t xml:space="preserve">编辑改到能发的成本，用”可发档位”衡量</w:t>
+            </w:r>
+          </w:p>
+        </w:tc>
+      </w:tr>
+      <w:tr>
+        <w:tc>
+          <w:tcPr/>
+          <w:p>
+            <w:pPr>
+              <w:pStyle w:val="Compact"/>
+              <w:jc w:val="left"/>
+            </w:pPr>
+            <w:r>
+              <w:t xml:space="preserve">上线后</w:t>
+            </w:r>
+          </w:p>
+        </w:tc>
+        <w:tc>
+          <w:tcPr/>
+          <w:p>
+            <w:pPr>
+              <w:pStyle w:val="Compact"/>
+              <w:jc w:val="left"/>
+            </w:pPr>
+            <w:r>
+              <w:t xml:space="preserve">读者完读率、付费转化，与原作对比</w:t>
+            </w:r>
+          </w:p>
+        </w:tc>
+      </w:tr>
+    </w:tbl>
+    <w:bookmarkEnd w:id="31"/>
+    <w:bookmarkStart w:id="32" w:name="可发档位"/>
+    <w:p>
+      <w:pPr>
+        <w:pStyle w:val="Heading2"/>
+      </w:pPr>
+      <w:r>
+        <w:t xml:space="preserve">3.2 可发档位</w:t>
+      </w:r>
+    </w:p>
+    <w:tbl>
+      <w:tblPr>
+        <w:tblW w:type="auto" w:w="0"/>
+        <w:tblLook w:firstRow="1" w:lastRow="0" w:firstColumn="0" w:lastColumn="0" w:noHBand="0" w:noVBand="0" w:val="0020"/>
+        <w:jc w:val="start"/>
+        <w:tblBorders>
+          <w:top w:val="single" w:sz="4" w:color="BFBFBF"/>
+          <w:left w:val="single" w:sz="4" w:color="BFBFBF"/>
+          <w:bottom w:val="single" w:sz="4" w:color="BFBFBF"/>
+          <w:right w:val="single" w:sz="4" w:color="BFBFBF"/>
+          <w:insideH w:val="single" w:sz="4" w:color="BFBFBF"/>
+          <w:insideV w:val="single" w:sz="4" w:color="BFBFBF"/>
+        </w:tblBorders>
+      </w:tblPr>
+      <w:tblGrid>
+        <w:gridCol w:w="3960"/>
+        <w:gridCol w:w="3960"/>
+      </w:tblGrid>
+      <w:tr>
+        <w:trPr>
+          <w:tblHeader w:val="true"/>
+        </w:trPr>
+        <w:tc>
+          <w:tcPr>
+            <w:shd w:val="clear" w:fill="EEF1F5"/>
+          </w:tcPr>
+          <w:p>
+            <w:pPr>
+              <w:pStyle w:val="Compact"/>
+              <w:jc w:val="left"/>
+            </w:pPr>
+            <w:r>
+              <w:rPr>
+                <w:b/>
+              </w:rPr>
+              <w:t xml:space="preserve">档位</w:t>
+            </w:r>
+          </w:p>
+        </w:tc>
+        <w:tc>
+          <w:tcPr>
+            <w:shd w:val="clear" w:fill="EEF1F5"/>
+          </w:tcPr>
+          <w:p>
+            <w:pPr>
+              <w:pStyle w:val="Compact"/>
+              <w:jc w:val="left"/>
+            </w:pPr>
+            <w:r>
+              <w:rPr>
+                <w:b/>
+              </w:rPr>
+              <w:t xml:space="preserve">含义</w:t>
+            </w:r>
+          </w:p>
+        </w:tc>
+      </w:tr>
+      <w:tr>
+        <w:tc>
+          <w:tcPr/>
+          <w:p>
+            <w:pPr>
+              <w:pStyle w:val="Compact"/>
+              <w:jc w:val="left"/>
+            </w:pPr>
+            <w:r>
+              <w:t xml:space="preserve">A</w:t>
+            </w:r>
+          </w:p>
+        </w:tc>
+        <w:tc>
+          <w:tcPr/>
+          <w:p>
+            <w:pPr>
+              <w:pStyle w:val="Compact"/>
+              <w:jc w:val="left"/>
+            </w:pPr>
+            <w:r>
+              <w:t xml:space="preserve">直接能发，或只改错字</w:t>
+            </w:r>
+          </w:p>
+        </w:tc>
+      </w:tr>
+      <w:tr>
+        <w:tc>
+          <w:tcPr/>
+          <w:p>
+            <w:pPr>
+              <w:pStyle w:val="Compact"/>
+              <w:jc w:val="left"/>
+            </w:pPr>
+            <w:r>
+              <w:t xml:space="preserve">B</w:t>
+            </w:r>
+          </w:p>
+        </w:tc>
+        <w:tc>
+          <w:tcPr/>
+          <w:p>
+            <w:pPr>
+              <w:pStyle w:val="Compact"/>
+              <w:jc w:val="left"/>
+            </w:pPr>
+            <w:r>
+              <w:t xml:space="preserve">小改，1 小时内能发</w:t>
+            </w:r>
+          </w:p>
+        </w:tc>
+      </w:tr>
+      <w:tr>
+        <w:tc>
+          <w:tcPr/>
+          <w:p>
+            <w:pPr>
+              <w:pStyle w:val="Compact"/>
+              <w:jc w:val="left"/>
+            </w:pPr>
+            <w:r>
+              <w:t xml:space="preserve">C</w:t>
+            </w:r>
+          </w:p>
+        </w:tc>
+        <w:tc>
+          <w:tcPr/>
+          <w:p>
+            <w:pPr>
+              <w:pStyle w:val="Compact"/>
+              <w:jc w:val="left"/>
+            </w:pPr>
+            <w:r>
+              <w:t xml:space="preserve">大改，1～4 小时</w:t>
+            </w:r>
+          </w:p>
+        </w:tc>
+      </w:tr>
+      <w:tr>
+        <w:tc>
+          <w:tcPr/>
+          <w:p>
+            <w:pPr>
+              <w:pStyle w:val="Compact"/>
+              <w:jc w:val="left"/>
+            </w:pPr>
+            <w:r>
+              <w:t xml:space="preserve">D</w:t>
+            </w:r>
+          </w:p>
+        </w:tc>
+        <w:tc>
+          <w:tcPr/>
+          <w:p>
+            <w:pPr>
+              <w:pStyle w:val="Compact"/>
+              <w:jc w:val="left"/>
+            </w:pPr>
+            <w:r>
+              <w:t xml:space="preserve">不如重写</w:t>
+            </w:r>
+          </w:p>
+        </w:tc>
+      </w:tr>
+    </w:tbl>
+    <w:p>
+      <w:pPr>
+        <w:pStyle w:val="BodyText"/>
+      </w:pPr>
+      <w:r>
+        <w:rPr>
+          <w:bCs/>
+          <w:b/>
+        </w:rPr>
+        <w:t xml:space="preserve">为什么用改稿时间，而不是 1～5 分：</w:t>
       </w:r>
     </w:p>
     <w:p>
       <w:pPr>
         <w:numPr>
           <w:ilvl w:val="0"/>
-          <w:numId w:val="1002"/>
+          <w:numId w:val="1004"/>
         </w:numPr>
         <w:pStyle w:val="Compact"/>
       </w:pPr>
       <w:r>
-        <w:t xml:space="preserve">编辑评一批稿子，给出判断和原因。</w:t>
+        <w:t xml:space="preserve">直接对应核心命题。</w:t>
+      </w:r>
+      <w:r>
+        <w:t xml:space="preserve">“</w:t>
+      </w:r>
+      <w:r>
+        <w:t xml:space="preserve">改多久能发</w:t>
+      </w:r>
+      <w:r>
+        <w:t xml:space="preserve">”</w:t>
+      </w:r>
+      <w:r>
+        <w:t xml:space="preserve">就是成本。</w:t>
       </w:r>
     </w:p>
     <w:p>
       <w:pPr>
         <w:numPr>
           <w:ilvl w:val="0"/>
-          <w:numId w:val="1002"/>
+          <w:numId w:val="1004"/>
         </w:numPr>
         <w:pStyle w:val="Compact"/>
       </w:pPr>
       <w:r>
-        <w:t xml:space="preserve">机评对同一批稿子给出判断，计算与编辑的一致率。</w:t>
+        <w:t xml:space="preserve">具体。</w:t>
+      </w:r>
+      <w:r>
+        <w:t xml:space="preserve">“</w:t>
+      </w:r>
+      <w:r>
+        <w:t xml:space="preserve">1 小时内能改完</w:t>
+      </w:r>
+      <w:r>
+        <w:t xml:space="preserve">”</w:t>
+      </w:r>
+      <w:r>
+        <w:t xml:space="preserve">有明确含义，</w:t>
+      </w:r>
+      <w:r>
+        <w:t xml:space="preserve">“</w:t>
+      </w:r>
+      <w:r>
+        <w:t xml:space="preserve">情节 2.5 分</w:t>
+      </w:r>
+      <w:r>
+        <w:t xml:space="preserve">”</w:t>
+      </w:r>
+      <w:r>
+        <w:t xml:space="preserve">没有，编辑之间更容易一致。</w:t>
       </w:r>
     </w:p>
     <w:p>
       <w:pPr>
         <w:numPr>
           <w:ilvl w:val="0"/>
-          <w:numId w:val="1002"/>
+          <w:numId w:val="1004"/>
         </w:numPr>
         <w:pStyle w:val="Compact"/>
       </w:pPr>
       <w:r>
-        <w:t xml:space="preserve">一致率达标后，日常大量稿子交给机评，编辑只抽查。</w:t>
-      </w:r>
-    </w:p>
-    <w:p>
-      <w:pPr>
-        <w:numPr>
-          <w:ilvl w:val="0"/>
-          <w:numId w:val="1002"/>
-        </w:numPr>
-        <w:pStyle w:val="Compact"/>
-      </w:pPr>
-      <w:r>
-        <w:t xml:space="preserve">编辑发现机评判不出的新问题，补进机评。</w:t>
-      </w:r>
-    </w:p>
-    <w:bookmarkEnd w:id="25"/>
-    <w:bookmarkStart w:id="26" w:name="按维度性质分工"/>
+        <w:t xml:space="preserve">天然包含了”不如重写”这个退路判断。如果编辑大量给 D，说明这条路线本身要重新评估。</w:t>
+      </w:r>
+    </w:p>
+    <w:bookmarkEnd w:id="32"/>
+    <w:bookmarkStart w:id="33" w:name="阶段退出标准草案待定"/>
     <w:p>
       <w:pPr>
         <w:pStyle w:val="Heading2"/>
       </w:pPr>
       <w:r>
-        <w:t xml:space="preserve">2.3 按维度性质分工</w:t>
+        <w:t xml:space="preserve">3.3 阶段退出标准（草案，待定）</w:t>
+      </w:r>
+    </w:p>
+    <w:p>
+      <w:pPr>
+        <w:pStyle w:val="FirstParagraph"/>
+      </w:pPr>
+      <w:r>
+        <w:t xml:space="preserve">评测集 8 本书中，至少一半达到 B 档或以上，且没有 D 档。达到后进入线上小流量测试。</w:t>
+      </w:r>
+    </w:p>
+    <w:p>
+      <w:pPr>
+        <w:pStyle w:val="BodyText"/>
+      </w:pPr>
+      <w:r>
+        <w:rPr>
+          <w:bCs/>
+          <w:b/>
+        </w:rPr>
+        <w:t xml:space="preserve">为什么必须有退出标准：</w:t>
+      </w:r>
+      <w:r>
+        <w:t xml:space="preserve"> </w:t>
+      </w:r>
+      <w:r>
+        <w:t xml:space="preserve">这一阶段的目标是”调到可接受再上线”。没有明确的终点，就会无限地调下去。这个标准的松紧也决定了整套指标的阈值，需要产品和编辑负责人共同确认。</w:t>
+      </w:r>
+    </w:p>
+    <w:bookmarkEnd w:id="33"/>
+    <w:bookmarkEnd w:id="34"/>
+    <w:bookmarkStart w:id="40" w:name="四编辑评测"/>
+    <w:p>
+      <w:pPr>
+        <w:pStyle w:val="Heading1"/>
+      </w:pPr>
+      <w:r>
+        <w:t xml:space="preserve">四、编辑评测</w:t>
+      </w:r>
+    </w:p>
+    <w:bookmarkStart w:id="35" w:name="编辑交出三样东西"/>
+    <w:p>
+      <w:pPr>
+        <w:pStyle w:val="Heading2"/>
+      </w:pPr>
+      <w:r>
+        <w:t xml:space="preserve">4.1 编辑交出三样东西</w:t>
+      </w:r>
+    </w:p>
+    <w:p>
+      <w:pPr>
+        <w:pStyle w:val="FirstParagraph"/>
+      </w:pPr>
+      <w:r>
+        <w:t xml:space="preserve">按评测架构，编辑要交出三样东西，分别对应架构里的三个功能：</w:t>
       </w:r>
     </w:p>
     <w:tbl>
@@ -698,7 +2018,7 @@
               <w:rPr>
                 <w:b/>
               </w:rPr>
-              <w:t xml:space="preserve">维度性质</w:t>
+              <w:t xml:space="preserve">产出</w:t>
             </w:r>
           </w:p>
         </w:tc>
@@ -715,7 +2035,7 @@
               <w:rPr>
                 <w:b/>
               </w:rPr>
-              <w:t xml:space="preserve">例子</w:t>
+              <w:t xml:space="preserve">作用</w:t>
             </w:r>
           </w:p>
         </w:tc>
@@ -732,762 +2052,219 @@
               <w:rPr>
                 <w:b/>
               </w:rPr>
-              <w:t xml:space="preserve">编辑与机评的关系</w:t>
-            </w:r>
-          </w:p>
-        </w:tc>
-      </w:tr>
-      <w:tr>
-        <w:tc>
-          <w:tcPr/>
-          <w:p>
-            <w:pPr>
-              <w:pStyle w:val="Compact"/>
-              <w:jc w:val="left"/>
-            </w:pPr>
-            <w:r>
-              <w:t xml:space="preserve">可客观计算</w:t>
-            </w:r>
-          </w:p>
-        </w:tc>
-        <w:tc>
-          <w:tcPr/>
-          <w:p>
-            <w:pPr>
-              <w:pStyle w:val="Compact"/>
-              <w:jc w:val="left"/>
-            </w:pPr>
-            <w:r>
-              <w:t xml:space="preserve">章长比、对话占比、章尾类型、事实矛盾</w:t>
-            </w:r>
-          </w:p>
-        </w:tc>
-        <w:tc>
-          <w:tcPr/>
-          <w:p>
-            <w:pPr>
-              <w:pStyle w:val="Compact"/>
-              <w:jc w:val="left"/>
-            </w:pPr>
-            <w:r>
-              <w:t xml:space="preserve">机评完全承担，不占编辑时间</w:t>
-            </w:r>
-          </w:p>
-        </w:tc>
-      </w:tr>
-      <w:tr>
-        <w:tc>
-          <w:tcPr/>
-          <w:p>
-            <w:pPr>
-              <w:pStyle w:val="Compact"/>
-              <w:jc w:val="left"/>
-            </w:pPr>
-            <w:r>
-              <w:t xml:space="preserve">有明确锚点的判断</w:t>
-            </w:r>
-          </w:p>
-        </w:tc>
-        <w:tc>
-          <w:tcPr/>
-          <w:p>
-            <w:pPr>
-              <w:pStyle w:val="Compact"/>
-              <w:jc w:val="left"/>
-            </w:pPr>
-            <w:r>
-              <w:t xml:space="preserve">类型是否跑偏、被删高光是否兑现、反派下场是否降级</w:t>
-            </w:r>
-          </w:p>
-        </w:tc>
-        <w:tc>
-          <w:tcPr/>
-          <w:p>
-            <w:pPr>
-              <w:pStyle w:val="Compact"/>
-              <w:jc w:val="left"/>
-            </w:pPr>
-            <w:r>
-              <w:t xml:space="preserve">先重叠后交接：校准期两边评同一批，可靠后交给机评，编辑定期抽查</w:t>
-            </w:r>
-          </w:p>
-        </w:tc>
-      </w:tr>
-      <w:tr>
-        <w:tc>
-          <w:tcPr/>
-          <w:p>
-            <w:pPr>
-              <w:pStyle w:val="Compact"/>
-              <w:jc w:val="left"/>
-            </w:pPr>
-            <w:r>
-              <w:t xml:space="preserve">品味</w:t>
-            </w:r>
-          </w:p>
-        </w:tc>
-        <w:tc>
-          <w:tcPr/>
-          <w:p>
-            <w:pPr>
-              <w:pStyle w:val="Compact"/>
-              <w:jc w:val="left"/>
-            </w:pPr>
-            <w:r>
-              <w:t xml:space="preserve">爽不爽、想不想往下读</w:t>
-            </w:r>
-          </w:p>
-        </w:tc>
-        <w:tc>
-          <w:tcPr/>
-          <w:p>
-            <w:pPr>
-              <w:pStyle w:val="Compact"/>
-              <w:jc w:val="left"/>
-            </w:pPr>
-            <w:r>
-              <w:t xml:space="preserve">编辑始终是标准；机评只做初筛和排序</w:t>
+              <w:t xml:space="preserve">第一轮是否有</w:t>
+            </w:r>
+          </w:p>
+        </w:tc>
+      </w:tr>
+      <w:tr>
+        <w:tc>
+          <w:tcPr/>
+          <w:p>
+            <w:pPr>
+              <w:pStyle w:val="Compact"/>
+              <w:jc w:val="left"/>
+            </w:pPr>
+            <w:r>
+              <w:t xml:space="preserve">判断：哪篇更好、能不能发</w:t>
+            </w:r>
+          </w:p>
+        </w:tc>
+        <w:tc>
+          <w:tcPr/>
+          <w:p>
+            <w:pPr>
+              <w:pStyle w:val="Compact"/>
+              <w:jc w:val="left"/>
+            </w:pPr>
+            <w:r>
+              <w:t xml:space="preserve">目标本身</w:t>
+            </w:r>
+          </w:p>
+        </w:tc>
+        <w:tc>
+          <w:tcPr/>
+          <w:p>
+            <w:pPr>
+              <w:pStyle w:val="Compact"/>
+              <w:jc w:val="left"/>
+            </w:pPr>
+            <w:r>
+              <w:t xml:space="preserve">有，但六维打分噪声大</w:t>
+            </w:r>
+          </w:p>
+        </w:tc>
+      </w:tr>
+      <w:tr>
+        <w:tc>
+          <w:tcPr/>
+          <w:p>
+            <w:pPr>
+              <w:pStyle w:val="Compact"/>
+              <w:jc w:val="left"/>
+            </w:pPr>
+            <w:r>
+              <w:t xml:space="preserve">原因：为什么输、为什么不能发</w:t>
+            </w:r>
+          </w:p>
+        </w:tc>
+        <w:tc>
+          <w:tcPr/>
+          <w:p>
+            <w:pPr>
+              <w:pStyle w:val="Compact"/>
+              <w:jc w:val="left"/>
+            </w:pPr>
+            <w:r>
+              <w:t xml:space="preserve">机评学习的材料。没有原因，机评只知道结果，不知道该看哪里</w:t>
+            </w:r>
+          </w:p>
+        </w:tc>
+        <w:tc>
+          <w:tcPr/>
+          <w:p>
+            <w:pPr>
+              <w:pStyle w:val="Compact"/>
+              <w:jc w:val="left"/>
+            </w:pPr>
+            <w:r>
+              <w:t xml:space="preserve">有，在文字评语里</w:t>
+            </w:r>
+          </w:p>
+        </w:tc>
+      </w:tr>
+      <w:tr>
+        <w:tc>
+          <w:tcPr/>
+          <w:p>
+            <w:pPr>
+              <w:pStyle w:val="Compact"/>
+              <w:jc w:val="left"/>
+            </w:pPr>
+            <w:r>
+              <w:t xml:space="preserve">新问题：现有指标都没覆盖的问题</w:t>
+            </w:r>
+          </w:p>
+        </w:tc>
+        <w:tc>
+          <w:tcPr/>
+          <w:p>
+            <w:pPr>
+              <w:pStyle w:val="Compact"/>
+              <w:jc w:val="left"/>
+            </w:pPr>
+            <w:r>
+              <w:t xml:space="preserve">指标生命周期的起点，整个体系的增长点</w:t>
+            </w:r>
+          </w:p>
+        </w:tc>
+        <w:tc>
+          <w:tcPr/>
+          <w:p>
+            <w:pPr>
+              <w:pStyle w:val="Compact"/>
+              <w:jc w:val="left"/>
+            </w:pPr>
+            <w:r>
+              <w:t xml:space="preserve">有，在文字评语里</w:t>
             </w:r>
           </w:p>
         </w:tc>
       </w:tr>
     </w:tbl>
-    <w:bookmarkEnd w:id="26"/>
-    <w:bookmarkStart w:id="27" w:name="两条纪律"/>
+    <w:bookmarkEnd w:id="35"/>
+    <w:bookmarkStart w:id="36" w:name="当前阶段原因比判断更重要"/>
     <w:p>
       <w:pPr>
         <w:pStyle w:val="Heading2"/>
       </w:pPr>
       <w:r>
-        <w:t xml:space="preserve">2.4 两条纪律</w:t>
+        <w:t xml:space="preserve">4.2 当前阶段原因比判断更重要</w:t>
       </w:r>
     </w:p>
     <w:p>
       <w:pPr>
         <w:pStyle w:val="FirstParagraph"/>
+      </w:pPr>
+      <w:r>
+        <w:t xml:space="preserve">讨论中的取舍：在编辑时间有限的前提下，是让编辑多看几份、每份只给结论，还是少看几份、每份把原因说透？</w:t>
+      </w:r>
+    </w:p>
+    <w:p>
+      <w:pPr>
+        <w:pStyle w:val="BodyText"/>
       </w:pPr>
       <w:r>
         <w:rPr>
           <w:bCs/>
           <w:b/>
         </w:rPr>
-        <w:t xml:space="preserve">纪律一：编辑评测是测试集，不是开发集。</w:t>
+        <w:t xml:space="preserve">结论：现阶段选后者。</w:t>
       </w:r>
       <w:r>
         <w:t xml:space="preserve"> </w:t>
       </w:r>
       <w:r>
-        <w:t xml:space="preserve">日常可以对着机评反复调提示词，但迭代算不算进步，以没参与调参的编辑评测为准，否则系统学会的只是讨好机评。凡是同时写进提示词作为约束的指标，它的机评分数只说明模型有没有执行，不说明质量。</w:t>
-      </w:r>
-    </w:p>
-    <w:p>
-      <w:pPr>
-        <w:pStyle w:val="BodyText"/>
+        <w:t xml:space="preserve">我们已经知道稿子不好，现在缺的不是”好不好”，而是”具体坏在哪里”。</w:t>
+      </w:r>
+    </w:p>
+    <w:bookmarkEnd w:id="36"/>
+    <w:bookmarkStart w:id="37" w:name="评测形式"/>
+    <w:p>
+      <w:pPr>
+        <w:pStyle w:val="Heading2"/>
+      </w:pPr>
+      <w:r>
+        <w:t xml:space="preserve">4.3 评测形式</w:t>
+      </w:r>
+    </w:p>
+    <w:p>
+      <w:pPr>
+        <w:pStyle w:val="FirstParagraph"/>
+      </w:pPr>
+      <w:r>
+        <w:t xml:space="preserve">沿用第一轮的文字评语形式，不重新设计。调整两处：</w:t>
+      </w:r>
+    </w:p>
+    <w:p>
+      <w:pPr>
+        <w:numPr>
+          <w:ilvl w:val="0"/>
+          <w:numId w:val="1005"/>
+        </w:numPr>
+        <w:pStyle w:val="Compact"/>
       </w:pPr>
       <w:r>
         <w:rPr>
           <w:bCs/>
           <w:b/>
         </w:rPr>
-        <w:t xml:space="preserve">纪律二：指标有生命周期。</w:t>
-      </w:r>
-    </w:p>
-    <w:p>
-      <w:pPr>
-        <w:pStyle w:val="BodyText"/>
-      </w:pPr>
-      <w:r>
-        <w:t xml:space="preserve">编辑发现问题 → 机评量化 → 与编辑校准 → 进入生产流程（提示词约束或同步校验）→ 编辑只做抽查</w:t>
-      </w:r>
-    </w:p>
-    <w:p>
-      <w:pPr>
-        <w:pStyle w:val="BodyText"/>
-      </w:pPr>
-      <w:r>
-        <w:t xml:space="preserve">控制和评测是同一条流水线的不同阶段。章长是走完这一整圈的例子：编辑点名，代码量化，进入生产。每个指标都应标明当前处在哪个阶段。</w:t>
-      </w:r>
-    </w:p>
-    <w:bookmarkEnd w:id="27"/>
-    <w:bookmarkEnd w:id="28"/>
-    <w:bookmarkStart w:id="32" w:name="三北极星指标与阶段退出标准"/>
-    <w:p>
-      <w:pPr>
-        <w:pStyle w:val="Heading1"/>
-      </w:pPr>
-      <w:r>
-        <w:t xml:space="preserve">三、北极星指标与阶段退出标准</w:t>
-      </w:r>
-    </w:p>
-    <w:bookmarkStart w:id="29" w:name="北极星指标"/>
-    <w:p>
-      <w:pPr>
-        <w:pStyle w:val="Heading2"/>
-      </w:pPr>
-      <w:r>
-        <w:t xml:space="preserve">3.1 北极星指标</w:t>
-      </w:r>
-    </w:p>
-    <w:tbl>
-      <w:tblPr>
-        <w:tblW w:type="auto" w:w="0"/>
-        <w:tblLook w:firstRow="1" w:lastRow="0" w:firstColumn="0" w:lastColumn="0" w:noHBand="0" w:noVBand="0" w:val="0020"/>
-        <w:jc w:val="start"/>
-        <w:tblBorders>
-          <w:top w:val="single" w:sz="4" w:color="BFBFBF"/>
-          <w:left w:val="single" w:sz="4" w:color="BFBFBF"/>
-          <w:bottom w:val="single" w:sz="4" w:color="BFBFBF"/>
-          <w:right w:val="single" w:sz="4" w:color="BFBFBF"/>
-          <w:insideH w:val="single" w:sz="4" w:color="BFBFBF"/>
-          <w:insideV w:val="single" w:sz="4" w:color="BFBFBF"/>
-        </w:tblBorders>
-      </w:tblPr>
-      <w:tblGrid>
-        <w:gridCol w:w="3960"/>
-        <w:gridCol w:w="3960"/>
-      </w:tblGrid>
-      <w:tr>
-        <w:trPr>
-          <w:tblHeader w:val="true"/>
-        </w:trPr>
-        <w:tc>
-          <w:tcPr>
-            <w:shd w:val="clear" w:fill="EEF1F5"/>
-          </w:tcPr>
-          <w:p>
-            <w:pPr>
-              <w:pStyle w:val="Compact"/>
-              <w:jc w:val="left"/>
-            </w:pPr>
-            <w:r>
-              <w:rPr>
-                <w:b/>
-              </w:rPr>
-              <w:t xml:space="preserve">阶段</w:t>
-            </w:r>
-          </w:p>
-        </w:tc>
-        <w:tc>
-          <w:tcPr>
-            <w:shd w:val="clear" w:fill="EEF1F5"/>
-          </w:tcPr>
-          <w:p>
-            <w:pPr>
-              <w:pStyle w:val="Compact"/>
-              <w:jc w:val="left"/>
-            </w:pPr>
-            <w:r>
-              <w:rPr>
-                <w:b/>
-              </w:rPr>
-              <w:t xml:space="preserve">北极星指标</w:t>
-            </w:r>
-          </w:p>
-        </w:tc>
-      </w:tr>
-      <w:tr>
-        <w:tc>
-          <w:tcPr/>
-          <w:p>
-            <w:pPr>
-              <w:pStyle w:val="Compact"/>
-              <w:jc w:val="left"/>
-            </w:pPr>
-            <w:r>
-              <w:t xml:space="preserve">当前（上线前）</w:t>
-            </w:r>
-          </w:p>
-        </w:tc>
-        <w:tc>
-          <w:tcPr/>
-          <w:p>
-            <w:pPr>
-              <w:pStyle w:val="Compact"/>
-              <w:jc w:val="left"/>
-            </w:pPr>
-            <w:r>
-              <w:t xml:space="preserve">编辑改到能发的成本，用”可发档位”衡量</w:t>
-            </w:r>
-          </w:p>
-        </w:tc>
-      </w:tr>
-      <w:tr>
-        <w:tc>
-          <w:tcPr/>
-          <w:p>
-            <w:pPr>
-              <w:pStyle w:val="Compact"/>
-              <w:jc w:val="left"/>
-            </w:pPr>
-            <w:r>
-              <w:t xml:space="preserve">上线后</w:t>
-            </w:r>
-          </w:p>
-        </w:tc>
-        <w:tc>
-          <w:tcPr/>
-          <w:p>
-            <w:pPr>
-              <w:pStyle w:val="Compact"/>
-              <w:jc w:val="left"/>
-            </w:pPr>
-            <w:r>
-              <w:t xml:space="preserve">读者完读率、付费转化，与原作对比</w:t>
-            </w:r>
-          </w:p>
-        </w:tc>
-      </w:tr>
-    </w:tbl>
-    <w:bookmarkEnd w:id="29"/>
-    <w:bookmarkStart w:id="30" w:name="可发档位"/>
-    <w:p>
-      <w:pPr>
-        <w:pStyle w:val="Heading2"/>
-      </w:pPr>
-      <w:r>
-        <w:t xml:space="preserve">3.2 可发档位</w:t>
-      </w:r>
-    </w:p>
-    <w:p>
-      <w:pPr>
-        <w:pStyle w:val="FirstParagraph"/>
-      </w:pPr>
-      <w:r>
-        <w:t xml:space="preserve">用改稿时间定义，替代 1～5 分的抽象打分：</w:t>
-      </w:r>
-    </w:p>
-    <w:tbl>
-      <w:tblPr>
-        <w:tblW w:type="auto" w:w="0"/>
-        <w:tblLook w:firstRow="1" w:lastRow="0" w:firstColumn="0" w:lastColumn="0" w:noHBand="0" w:noVBand="0" w:val="0020"/>
-        <w:jc w:val="start"/>
-        <w:tblBorders>
-          <w:top w:val="single" w:sz="4" w:color="BFBFBF"/>
-          <w:left w:val="single" w:sz="4" w:color="BFBFBF"/>
-          <w:bottom w:val="single" w:sz="4" w:color="BFBFBF"/>
-          <w:right w:val="single" w:sz="4" w:color="BFBFBF"/>
-          <w:insideH w:val="single" w:sz="4" w:color="BFBFBF"/>
-          <w:insideV w:val="single" w:sz="4" w:color="BFBFBF"/>
-        </w:tblBorders>
-      </w:tblPr>
-      <w:tblGrid>
-        <w:gridCol w:w="3960"/>
-        <w:gridCol w:w="3960"/>
-      </w:tblGrid>
-      <w:tr>
-        <w:trPr>
-          <w:tblHeader w:val="true"/>
-        </w:trPr>
-        <w:tc>
-          <w:tcPr>
-            <w:shd w:val="clear" w:fill="EEF1F5"/>
-          </w:tcPr>
-          <w:p>
-            <w:pPr>
-              <w:pStyle w:val="Compact"/>
-              <w:jc w:val="left"/>
-            </w:pPr>
-            <w:r>
-              <w:rPr>
-                <w:b/>
-              </w:rPr>
-              <w:t xml:space="preserve">档位</w:t>
-            </w:r>
-          </w:p>
-        </w:tc>
-        <w:tc>
-          <w:tcPr>
-            <w:shd w:val="clear" w:fill="EEF1F5"/>
-          </w:tcPr>
-          <w:p>
-            <w:pPr>
-              <w:pStyle w:val="Compact"/>
-              <w:jc w:val="left"/>
-            </w:pPr>
-            <w:r>
-              <w:rPr>
-                <w:b/>
-              </w:rPr>
-              <w:t xml:space="preserve">含义</w:t>
-            </w:r>
-          </w:p>
-        </w:tc>
-      </w:tr>
-      <w:tr>
-        <w:tc>
-          <w:tcPr/>
-          <w:p>
-            <w:pPr>
-              <w:pStyle w:val="Compact"/>
-              <w:jc w:val="left"/>
-            </w:pPr>
-            <w:r>
-              <w:t xml:space="preserve">A</w:t>
-            </w:r>
-          </w:p>
-        </w:tc>
-        <w:tc>
-          <w:tcPr/>
-          <w:p>
-            <w:pPr>
-              <w:pStyle w:val="Compact"/>
-              <w:jc w:val="left"/>
-            </w:pPr>
-            <w:r>
-              <w:t xml:space="preserve">直接能发，或只改错字</w:t>
-            </w:r>
-          </w:p>
-        </w:tc>
-      </w:tr>
-      <w:tr>
-        <w:tc>
-          <w:tcPr/>
-          <w:p>
-            <w:pPr>
-              <w:pStyle w:val="Compact"/>
-              <w:jc w:val="left"/>
-            </w:pPr>
-            <w:r>
-              <w:t xml:space="preserve">B</w:t>
-            </w:r>
-          </w:p>
-        </w:tc>
-        <w:tc>
-          <w:tcPr/>
-          <w:p>
-            <w:pPr>
-              <w:pStyle w:val="Compact"/>
-              <w:jc w:val="left"/>
-            </w:pPr>
-            <w:r>
-              <w:t xml:space="preserve">小改，1 小时内能发</w:t>
-            </w:r>
-          </w:p>
-        </w:tc>
-      </w:tr>
-      <w:tr>
-        <w:tc>
-          <w:tcPr/>
-          <w:p>
-            <w:pPr>
-              <w:pStyle w:val="Compact"/>
-              <w:jc w:val="left"/>
-            </w:pPr>
-            <w:r>
-              <w:t xml:space="preserve">C</w:t>
-            </w:r>
-          </w:p>
-        </w:tc>
-        <w:tc>
-          <w:tcPr/>
-          <w:p>
-            <w:pPr>
-              <w:pStyle w:val="Compact"/>
-              <w:jc w:val="left"/>
-            </w:pPr>
-            <w:r>
-              <w:t xml:space="preserve">大改，1～4 小时</w:t>
-            </w:r>
-          </w:p>
-        </w:tc>
-      </w:tr>
-      <w:tr>
-        <w:tc>
-          <w:tcPr/>
-          <w:p>
-            <w:pPr>
-              <w:pStyle w:val="Compact"/>
-              <w:jc w:val="left"/>
-            </w:pPr>
-            <w:r>
-              <w:t xml:space="preserve">D</w:t>
-            </w:r>
-          </w:p>
-        </w:tc>
-        <w:tc>
-          <w:tcPr/>
-          <w:p>
-            <w:pPr>
-              <w:pStyle w:val="Compact"/>
-              <w:jc w:val="left"/>
-            </w:pPr>
-            <w:r>
-              <w:t xml:space="preserve">不如重写</w:t>
-            </w:r>
-          </w:p>
-        </w:tc>
-      </w:tr>
-    </w:tbl>
-    <w:p>
-      <w:pPr>
-        <w:pStyle w:val="BodyText"/>
-      </w:pPr>
-      <w:r>
-        <w:t xml:space="preserve">时间是具体的，编辑之间更容易一致，而且直接对应核心命题。</w:t>
-      </w:r>
-    </w:p>
-    <w:bookmarkEnd w:id="30"/>
-    <w:bookmarkStart w:id="31" w:name="阶段退出标准草案待定"/>
-    <w:p>
-      <w:pPr>
-        <w:pStyle w:val="Heading2"/>
-      </w:pPr>
-      <w:r>
-        <w:t xml:space="preserve">3.3 阶段退出标准（草案，待定）</w:t>
-      </w:r>
-    </w:p>
-    <w:p>
-      <w:pPr>
-        <w:pStyle w:val="FirstParagraph"/>
-      </w:pPr>
-      <w:r>
-        <w:t xml:space="preserve">评测集 8 本书中，至少一半达到 B 档或以上，且没有 D 档。达到后进入线上小流量测试。</w:t>
-      </w:r>
-    </w:p>
-    <w:p>
-      <w:pPr>
-        <w:pStyle w:val="BodyText"/>
-      </w:pPr>
-      <w:r>
-        <w:t xml:space="preserve">这个标准的松紧决定整套指标的阈值，需要产品和编辑负责人共同确认。</w:t>
-      </w:r>
-    </w:p>
-    <w:bookmarkEnd w:id="31"/>
-    <w:bookmarkEnd w:id="32"/>
-    <w:bookmarkStart w:id="37" w:name="四编辑评测"/>
-    <w:p>
-      <w:pPr>
-        <w:pStyle w:val="Heading1"/>
-      </w:pPr>
-      <w:r>
-        <w:t xml:space="preserve">四、编辑评测</w:t>
-      </w:r>
-    </w:p>
-    <w:bookmarkStart w:id="33" w:name="编辑交出三样东西"/>
-    <w:p>
-      <w:pPr>
-        <w:pStyle w:val="Heading2"/>
-      </w:pPr>
-      <w:r>
-        <w:t xml:space="preserve">4.1 编辑交出三样东西</w:t>
-      </w:r>
-    </w:p>
-    <w:tbl>
-      <w:tblPr>
-        <w:tblW w:type="pct" w:w="5000"/>
-        <w:tblLook w:firstRow="1" w:lastRow="0" w:firstColumn="0" w:lastColumn="0" w:noHBand="0" w:noVBand="0" w:val="0020"/>
-        <w:jc w:val="start"/>
-        <w:tblBorders>
-          <w:top w:val="single" w:sz="4" w:color="BFBFBF"/>
-          <w:left w:val="single" w:sz="4" w:color="BFBFBF"/>
-          <w:bottom w:val="single" w:sz="4" w:color="BFBFBF"/>
-          <w:right w:val="single" w:sz="4" w:color="BFBFBF"/>
-          <w:insideH w:val="single" w:sz="4" w:color="BFBFBF"/>
-          <w:insideV w:val="single" w:sz="4" w:color="BFBFBF"/>
-        </w:tblBorders>
-      </w:tblPr>
-      <w:tblGrid>
-        <w:gridCol w:w="2640"/>
-        <w:gridCol w:w="2640"/>
-        <w:gridCol w:w="2640"/>
-      </w:tblGrid>
-      <w:tr>
-        <w:trPr>
-          <w:tblHeader w:val="true"/>
-        </w:trPr>
-        <w:tc>
-          <w:tcPr>
-            <w:shd w:val="clear" w:fill="EEF1F5"/>
-          </w:tcPr>
-          <w:p>
-            <w:pPr>
-              <w:pStyle w:val="Compact"/>
-              <w:jc w:val="left"/>
-            </w:pPr>
-            <w:r>
-              <w:rPr>
-                <w:b/>
-              </w:rPr>
-              <w:t xml:space="preserve">产出</w:t>
-            </w:r>
-          </w:p>
-        </w:tc>
-        <w:tc>
-          <w:tcPr>
-            <w:shd w:val="clear" w:fill="EEF1F5"/>
-          </w:tcPr>
-          <w:p>
-            <w:pPr>
-              <w:pStyle w:val="Compact"/>
-              <w:jc w:val="left"/>
-            </w:pPr>
-            <w:r>
-              <w:rPr>
-                <w:b/>
-              </w:rPr>
-              <w:t xml:space="preserve">作用</w:t>
-            </w:r>
-          </w:p>
-        </w:tc>
-        <w:tc>
-          <w:tcPr>
-            <w:shd w:val="clear" w:fill="EEF1F5"/>
-          </w:tcPr>
-          <w:p>
-            <w:pPr>
-              <w:pStyle w:val="Compact"/>
-              <w:jc w:val="left"/>
-            </w:pPr>
-            <w:r>
-              <w:rPr>
-                <w:b/>
-              </w:rPr>
-              <w:t xml:space="preserve">第一轮是否有</w:t>
-            </w:r>
-          </w:p>
-        </w:tc>
-      </w:tr>
-      <w:tr>
-        <w:tc>
-          <w:tcPr/>
-          <w:p>
-            <w:pPr>
-              <w:pStyle w:val="Compact"/>
-              <w:jc w:val="left"/>
-            </w:pPr>
-            <w:r>
-              <w:t xml:space="preserve">判断：哪篇更好、能不能发</w:t>
-            </w:r>
-          </w:p>
-        </w:tc>
-        <w:tc>
-          <w:tcPr/>
-          <w:p>
-            <w:pPr>
-              <w:pStyle w:val="Compact"/>
-              <w:jc w:val="left"/>
-            </w:pPr>
-            <w:r>
-              <w:t xml:space="preserve">目标本身</w:t>
-            </w:r>
-          </w:p>
-        </w:tc>
-        <w:tc>
-          <w:tcPr/>
-          <w:p>
-            <w:pPr>
-              <w:pStyle w:val="Compact"/>
-              <w:jc w:val="left"/>
-            </w:pPr>
-            <w:r>
-              <w:t xml:space="preserve">有，但六维打分噪声大</w:t>
-            </w:r>
-          </w:p>
-        </w:tc>
-      </w:tr>
-      <w:tr>
-        <w:tc>
-          <w:tcPr/>
-          <w:p>
-            <w:pPr>
-              <w:pStyle w:val="Compact"/>
-              <w:jc w:val="left"/>
-            </w:pPr>
-            <w:r>
-              <w:t xml:space="preserve">原因：为什么输、为什么不能发</w:t>
-            </w:r>
-          </w:p>
-        </w:tc>
-        <w:tc>
-          <w:tcPr/>
-          <w:p>
-            <w:pPr>
-              <w:pStyle w:val="Compact"/>
-              <w:jc w:val="left"/>
-            </w:pPr>
-            <w:r>
-              <w:t xml:space="preserve">机评学习的材料</w:t>
-            </w:r>
-          </w:p>
-        </w:tc>
-        <w:tc>
-          <w:tcPr/>
-          <w:p>
-            <w:pPr>
-              <w:pStyle w:val="Compact"/>
-              <w:jc w:val="left"/>
-            </w:pPr>
-            <w:r>
-              <w:t xml:space="preserve">有，在文字评语里</w:t>
-            </w:r>
-          </w:p>
-        </w:tc>
-      </w:tr>
-      <w:tr>
-        <w:tc>
-          <w:tcPr/>
-          <w:p>
-            <w:pPr>
-              <w:pStyle w:val="Compact"/>
-              <w:jc w:val="left"/>
-            </w:pPr>
-            <w:r>
-              <w:t xml:space="preserve">新问题：现有指标都没覆盖的问题</w:t>
-            </w:r>
-          </w:p>
-        </w:tc>
-        <w:tc>
-          <w:tcPr/>
-          <w:p>
-            <w:pPr>
-              <w:pStyle w:val="Compact"/>
-              <w:jc w:val="left"/>
-            </w:pPr>
-            <w:r>
-              <w:t xml:space="preserve">指标生命周期的起点</w:t>
-            </w:r>
-          </w:p>
-        </w:tc>
-        <w:tc>
-          <w:tcPr/>
-          <w:p>
-            <w:pPr>
-              <w:pStyle w:val="Compact"/>
-              <w:jc w:val="left"/>
-            </w:pPr>
-            <w:r>
-              <w:t xml:space="preserve">有，在文字评语里</w:t>
-            </w:r>
-          </w:p>
-        </w:tc>
-      </w:tr>
-    </w:tbl>
-    <w:p>
-      <w:pPr>
-        <w:pStyle w:val="BodyText"/>
+        <w:t xml:space="preserve">增加可发档位（A～D）</w:t>
+      </w:r>
+      <w:r>
+        <w:t xml:space="preserve">，用于判断是否达到退出标准。</w:t>
+      </w:r>
+    </w:p>
+    <w:p>
+      <w:pPr>
+        <w:numPr>
+          <w:ilvl w:val="0"/>
+          <w:numId w:val="1005"/>
+        </w:numPr>
+        <w:pStyle w:val="Compact"/>
       </w:pPr>
       <w:r>
         <w:rPr>
           <w:bCs/>
           <w:b/>
         </w:rPr>
-        <w:t xml:space="preserve">当前阶段原因比判断更重要。</w:t>
+        <w:t xml:space="preserve">迭代比较用成对比较，不再做六维 1～5 分。</w:t>
       </w:r>
       <w:r>
         <w:t xml:space="preserve"> </w:t>
       </w:r>
       <w:r>
-        <w:t xml:space="preserve">已经知道稿子不好，现在缺的是具体坏在哪里。</w:t>
-      </w:r>
-    </w:p>
-    <w:bookmarkEnd w:id="33"/>
-    <w:bookmarkStart w:id="34" w:name="评测形式"/>
-    <w:p>
-      <w:pPr>
-        <w:pStyle w:val="Heading2"/>
-      </w:pPr>
-      <w:r>
-        <w:t xml:space="preserve">4.2 评测形式</w:t>
+        <w:t xml:space="preserve">同一本书的两个版本放在一起，选一篇，再从固定原因标签里勾一个主要输的原因，可以补充评语。</w:t>
       </w:r>
     </w:p>
     <w:p>
@@ -1495,81 +2272,97 @@
         <w:pStyle w:val="FirstParagraph"/>
       </w:pPr>
       <w:r>
-        <w:t xml:space="preserve">沿用第一轮的文字评语形式，粒度合适，不重新设计。调整两处：</w:t>
+        <w:rPr>
+          <w:bCs/>
+          <w:b/>
+        </w:rPr>
+        <w:t xml:space="preserve">为什么用成对比较：</w:t>
       </w:r>
     </w:p>
     <w:p>
       <w:pPr>
         <w:numPr>
           <w:ilvl w:val="0"/>
-          <w:numId w:val="1003"/>
+          <w:numId w:val="1006"/>
         </w:numPr>
         <w:pStyle w:val="Compact"/>
       </w:pPr>
       <w:r>
-        <w:t xml:space="preserve">增加可发档位（A～D），用于判断是否达到退出标准。</w:t>
+        <w:t xml:space="preserve">人对”A 和 B 哪个好”的判断，比对”A 值几分”的判断稳定得多。</w:t>
       </w:r>
     </w:p>
     <w:p>
       <w:pPr>
         <w:numPr>
           <w:ilvl w:val="0"/>
-          <w:numId w:val="1003"/>
+          <w:numId w:val="1006"/>
         </w:numPr>
         <w:pStyle w:val="Compact"/>
       </w:pPr>
       <w:r>
-        <w:t xml:space="preserve">迭代比较时用成对比较：同一本书的两个版本放在一起，选一篇，再从固定原因标签里勾一个主要输的原因，可以补充评语。不再做六维 1～5 分。</w:t>
-      </w:r>
-    </w:p>
-    <w:p>
-      <w:pPr>
-        <w:pStyle w:val="FirstParagraph"/>
-      </w:pPr>
-      <w:r>
-        <w:t xml:space="preserve">原因标签（初版，待编辑确认）：类型跑偏、切点不对、第二冲突生硬、不够爽、节奏拖、高光降级、人设崩、文风不像原作或 AI 味重、逻辑错误。</w:t>
-      </w:r>
-    </w:p>
-    <w:p>
-      <w:pPr>
-        <w:pStyle w:val="BodyText"/>
-      </w:pPr>
-      <w:r>
-        <w:t xml:space="preserve">原因标签是编辑和机评之间的桥梁：</w:t>
+        <w:t xml:space="preserve">外部 benchmark（EQ-Bench）的经验：成对比较在高分段比细则打分更能拉开差距。</w:t>
       </w:r>
     </w:p>
     <w:p>
       <w:pPr>
         <w:numPr>
           <w:ilvl w:val="0"/>
-          <w:numId w:val="1004"/>
+          <w:numId w:val="1006"/>
         </w:numPr>
         <w:pStyle w:val="Compact"/>
       </w:pPr>
       <w:r>
-        <w:t xml:space="preserve">统计出现最多的标签，就是下一轮要改的地方。</w:t>
+        <w:t xml:space="preserve">能直接消除上一轮”编辑之间打分尺度不同”的问题：一位编辑整体偏严，不影响他判断哪篇更好。</w:t>
+      </w:r>
+    </w:p>
+    <w:p>
+      <w:pPr>
+        <w:pStyle w:val="FirstParagraph"/>
+      </w:pPr>
+      <w:r>
+        <w:t xml:space="preserve">原因标签（初版，待编辑确认）：类型跑偏、切点不对、第二冲突生硬、不够爽、节奏拖、高光降级、人设崩、文风不像原作或 AI 味重、逻辑错误。</w:t>
+      </w:r>
+    </w:p>
+    <w:p>
+      <w:pPr>
+        <w:pStyle w:val="BodyText"/>
+      </w:pPr>
+      <w:r>
+        <w:t xml:space="preserve">原因标签是编辑和机评之间的桥梁，有两个作用：</w:t>
       </w:r>
     </w:p>
     <w:p>
       <w:pPr>
         <w:numPr>
           <w:ilvl w:val="0"/>
-          <w:numId w:val="1004"/>
+          <w:numId w:val="1007"/>
         </w:numPr>
         <w:pStyle w:val="Compact"/>
       </w:pPr>
       <w:r>
+        <w:t xml:space="preserve">统计出现最多的标签，就是下一轮要改的地方。</w:t>
+      </w:r>
+    </w:p>
+    <w:p>
+      <w:pPr>
+        <w:numPr>
+          <w:ilvl w:val="0"/>
+          <w:numId w:val="1007"/>
+        </w:numPr>
+        <w:pStyle w:val="Compact"/>
+      </w:pPr>
+      <w:r>
         <w:t xml:space="preserve">每个标签必须对应至少一个机评指标。编辑勾了某个标签而机评没报警，说明机评有漏洞，需要修。</w:t>
       </w:r>
     </w:p>
-    <w:bookmarkEnd w:id="34"/>
-    <w:bookmarkStart w:id="35" w:name="按材料粒度分层迭代主要在便宜的层上跑"/>
+    <w:bookmarkEnd w:id="37"/>
+    <w:bookmarkStart w:id="38" w:name="按材料粒度分层迭代主要在便宜的层上跑"/>
     <w:p>
       <w:pPr>
         <w:pStyle w:val="Heading2"/>
       </w:pPr>
       <w:r>
-        <w:t xml:space="preserve">4.3 按材料粒度分层，迭代主要在便宜的层上跑</w:t>
+        <w:t xml:space="preserve">4.4 按材料粒度分层，迭代主要在便宜的层上跑</w:t>
       </w:r>
     </w:p>
     <w:p>
@@ -1577,7 +2370,17 @@
         <w:pStyle w:val="FirstParagraph"/>
       </w:pPr>
       <w:r>
-        <w:t xml:space="preserve">速度的瓶颈不是编辑小时数，而是每次判断要读多少字。</w:t>
+        <w:rPr>
+          <w:bCs/>
+          <w:b/>
+        </w:rPr>
+        <w:t xml:space="preserve">速度的瓶颈不是编辑有多少小时，而是每次判断要读多少字。</w:t>
+      </w:r>
+      <w:r>
+        <w:t xml:space="preserve"> </w:t>
+      </w:r>
+      <w:r>
+        <w:t xml:space="preserve">两篇 2 万字的续写放在一起比，编辑认真读至少要一小时；但我们大部分假设不需要读全文就能验证。</w:t>
       </w:r>
     </w:p>
     <w:tbl>
@@ -1945,17 +2748,38 @@
         <w:pStyle w:val="BodyText"/>
       </w:pPr>
       <w:r>
-        <w:t xml:space="preserve">前提需要验证：方向、大纲、片段上的判断能否预测全文判断。在第一次全文评测时顺带检验；如果预测不了，就只能更多依赖全文评测。</w:t>
-      </w:r>
-    </w:p>
-    <w:bookmarkEnd w:id="35"/>
-    <w:bookmarkStart w:id="36" w:name="人力与防疲劳"/>
+        <w:t xml:space="preserve">日常迭代主要在前三层跑，全文评测每两三周做一次，作为里程碑。</w:t>
+      </w:r>
+    </w:p>
+    <w:p>
+      <w:pPr>
+        <w:pStyle w:val="BodyText"/>
+      </w:pPr>
+      <w:r>
+        <w:t xml:space="preserve">这个金字塔有一个前提需要验证：</w:t>
+      </w:r>
+      <w:r>
+        <w:rPr>
+          <w:bCs/>
+          <w:b/>
+        </w:rPr>
+        <w:t xml:space="preserve">方向、大纲、片段上的判断，能否预测全文判断。</w:t>
+      </w:r>
+      <w:r>
+        <w:t xml:space="preserve"> </w:t>
+      </w:r>
+      <w:r>
+        <w:t xml:space="preserve">在第一次全文评测时顺带检验。如果预测不了，说明”看梗概选路线”这件事本身的价值也要重新评估。</w:t>
+      </w:r>
+    </w:p>
+    <w:bookmarkEnd w:id="38"/>
+    <w:bookmarkStart w:id="39" w:name="人力与防疲劳"/>
     <w:p>
       <w:pPr>
         <w:pStyle w:val="Heading2"/>
       </w:pPr>
       <w:r>
-        <w:t xml:space="preserve">4.4 人力与防疲劳</w:t>
+        <w:t xml:space="preserve">4.5 人力与防疲劳</w:t>
       </w:r>
     </w:p>
     <w:p>
@@ -1963,7 +2787,15 @@
         <w:pStyle w:val="FirstParagraph"/>
       </w:pPr>
       <w:r>
-        <w:t xml:space="preserve">人力预算：1～2 位编辑，每周共 1～2 人天。</w:t>
+        <w:t xml:space="preserve">人力预算：1～2 位编辑，每周共 1～2 人天，约 8～16 小时。</w:t>
+      </w:r>
+    </w:p>
+    <w:p>
+      <w:pPr>
+        <w:pStyle w:val="BodyText"/>
+      </w:pPr>
+      <w:r>
+        <w:t xml:space="preserve">编辑之间虽然不完全一致，但打分趋势相近。我们先接受这个假设，同时持续监测。</w:t>
       </w:r>
     </w:p>
     <w:tbl>
@@ -2044,7 +2876,7 @@
               <w:jc w:val="left"/>
             </w:pPr>
             <w:r>
-              <w:t xml:space="preserve">吞吐量翻倍，同时持续监测两人一致性</w:t>
+              <w:t xml:space="preserve">吞吐量翻倍，同时持续监测两人一致性，验证”趋势相近”的假设</w:t>
             </w:r>
           </w:p>
         </w:tc>
@@ -2070,7 +2902,7 @@
               <w:jc w:val="left"/>
             </w:pPr>
             <w:r>
-              <w:t xml:space="preserve">检测编辑标准是否漂移</w:t>
+              <w:t xml:space="preserve">编辑对同一组的判断如果变了，说明标准在漂移，而不是稿子变了</w:t>
             </w:r>
           </w:p>
         </w:tc>
@@ -2096,7 +2928,7 @@
               <w:jc w:val="left"/>
             </w:pPr>
             <w:r>
-              <w:t xml:space="preserve">检验盲评是否有效，避免编辑只是在识别 AI 痕迹</w:t>
+              <w:t xml:space="preserve">检验盲评是否有效；防止编辑只是在识别 AI 痕迹</w:t>
             </w:r>
           </w:p>
         </w:tc>
@@ -2122,7 +2954,7 @@
               <w:jc w:val="left"/>
             </w:pPr>
             <w:r>
-              <w:t xml:space="preserve">防止疲劳</w:t>
+              <w:t xml:space="preserve">一位编辑看太多会审美钝化，看不出问题</w:t>
             </w:r>
           </w:p>
         </w:tc>
@@ -2154,9 +2986,9 @@
         </w:tc>
       </w:tr>
     </w:tbl>
-    <w:bookmarkEnd w:id="36"/>
-    <w:bookmarkEnd w:id="37"/>
-    <w:bookmarkStart w:id="42" w:name="五机评指标"/>
+    <w:bookmarkEnd w:id="39"/>
+    <w:bookmarkEnd w:id="40"/>
+    <w:bookmarkStart w:id="47" w:name="五机评指标"/>
     <w:p>
       <w:pPr>
         <w:pStyle w:val="Heading1"/>
@@ -2165,21 +2997,767 @@
         <w:t xml:space="preserve">五、机评指标</w:t>
       </w:r>
     </w:p>
+    <w:bookmarkStart w:id="41" w:name="推导方法从失败原因和产品原则出发不从-benchmark-出发"/>
+    <w:p>
+      <w:pPr>
+        <w:pStyle w:val="Heading2"/>
+      </w:pPr>
+      <w:r>
+        <w:t xml:space="preserve">5.1 推导方法：从失败原因和产品原则出发，不从 benchmark 出发</w:t>
+      </w:r>
+    </w:p>
     <w:p>
       <w:pPr>
         <w:pStyle w:val="FirstParagraph"/>
       </w:pPr>
       <w:r>
-        <w:t xml:space="preserve">机评指标从两个来源推导：编辑点名的失败原因，以及产品原则。不照搬外部 benchmark。</w:t>
-      </w:r>
-    </w:p>
-    <w:bookmarkStart w:id="38" w:name="送审门槛不达标不送编辑"/>
+        <w:t xml:space="preserve">我们调研了一批外部 benchmark（见附录），整理过一版四层机评结构：硬指标、一致性、大纲兑现、好不好看。这一版的调研是扎实的，借鉴的方法（成对比较、埋错校准）也是对的，但它有一个根本问题：</w:t>
+      </w:r>
+      <w:r>
+        <w:rPr>
+          <w:bCs/>
+          <w:b/>
+        </w:rPr>
+        <w:t xml:space="preserve">它是从现有 benchmark 能测什么出发的，而不是从我们的失败原因和产品原则出发的。</w:t>
+      </w:r>
+      <w:r>
+        <w:t xml:space="preserve"> </w:t>
+      </w:r>
+      <w:r>
+        <w:t xml:space="preserve">结果是投入和问题的严重程度倒挂：</w:t>
+      </w:r>
+    </w:p>
+    <w:tbl>
+      <w:tblPr>
+        <w:tblW w:type="pct" w:w="5000"/>
+        <w:tblLook w:firstRow="1" w:lastRow="0" w:firstColumn="0" w:lastColumn="0" w:noHBand="0" w:noVBand="0" w:val="0020"/>
+        <w:jc w:val="start"/>
+        <w:tblBorders>
+          <w:top w:val="single" w:sz="4" w:color="BFBFBF"/>
+          <w:left w:val="single" w:sz="4" w:color="BFBFBF"/>
+          <w:bottom w:val="single" w:sz="4" w:color="BFBFBF"/>
+          <w:right w:val="single" w:sz="4" w:color="BFBFBF"/>
+          <w:insideH w:val="single" w:sz="4" w:color="BFBFBF"/>
+          <w:insideV w:val="single" w:sz="4" w:color="BFBFBF"/>
+        </w:tblBorders>
+      </w:tblPr>
+      <w:tblGrid>
+        <w:gridCol w:w="2640"/>
+        <w:gridCol w:w="2640"/>
+        <w:gridCol w:w="2640"/>
+      </w:tblGrid>
+      <w:tr>
+        <w:trPr>
+          <w:tblHeader w:val="true"/>
+        </w:trPr>
+        <w:tc>
+          <w:tcPr>
+            <w:shd w:val="clear" w:fill="EEF1F5"/>
+          </w:tcPr>
+          <w:p>
+            <w:pPr>
+              <w:pStyle w:val="Compact"/>
+              <w:jc w:val="left"/>
+            </w:pPr>
+            <w:r>
+              <w:rPr>
+                <w:b/>
+              </w:rPr>
+              <w:t xml:space="preserve">问题</w:t>
+            </w:r>
+          </w:p>
+        </w:tc>
+        <w:tc>
+          <w:tcPr>
+            <w:shd w:val="clear" w:fill="EEF1F5"/>
+          </w:tcPr>
+          <w:p>
+            <w:pPr>
+              <w:pStyle w:val="Compact"/>
+              <w:jc w:val="left"/>
+            </w:pPr>
+            <w:r>
+              <w:rPr>
+                <w:b/>
+              </w:rPr>
+              <w:t xml:space="preserve">在编辑反馈中</w:t>
+            </w:r>
+          </w:p>
+        </w:tc>
+        <w:tc>
+          <w:tcPr>
+            <w:shd w:val="clear" w:fill="EEF1F5"/>
+          </w:tcPr>
+          <w:p>
+            <w:pPr>
+              <w:pStyle w:val="Compact"/>
+              <w:jc w:val="left"/>
+            </w:pPr>
+            <w:r>
+              <w:rPr>
+                <w:b/>
+              </w:rPr>
+              <w:t xml:space="preserve">在四层结构中</w:t>
+            </w:r>
+          </w:p>
+        </w:tc>
+      </w:tr>
+      <w:tr>
+        <w:tc>
+          <w:tcPr/>
+          <w:p>
+            <w:pPr>
+              <w:pStyle w:val="Compact"/>
+              <w:jc w:val="left"/>
+            </w:pPr>
+            <w:r>
+              <w:t xml:space="preserve">类型跑偏</w:t>
+            </w:r>
+          </w:p>
+        </w:tc>
+        <w:tc>
+          <w:tcPr/>
+          <w:p>
+            <w:pPr>
+              <w:pStyle w:val="Compact"/>
+              <w:jc w:val="left"/>
+            </w:pPr>
+            <w:r>
+              <w:t xml:space="preserve">第一根因，出现频率最高</w:t>
+            </w:r>
+          </w:p>
+        </w:tc>
+        <w:tc>
+          <w:tcPr/>
+          <w:p>
+            <w:pPr>
+              <w:pStyle w:val="Compact"/>
+              <w:jc w:val="left"/>
+            </w:pPr>
+            <w:r>
+              <w:t xml:space="preserve">没有专门的层，只是”好不好看”中的一个维度</w:t>
+            </w:r>
+          </w:p>
+        </w:tc>
+      </w:tr>
+      <w:tr>
+        <w:tc>
+          <w:tcPr/>
+          <w:p>
+            <w:pPr>
+              <w:pStyle w:val="Compact"/>
+              <w:jc w:val="left"/>
+            </w:pPr>
+            <w:r>
+              <w:t xml:space="preserve">形式偏离（章长、对话、段落、章尾）</w:t>
+            </w:r>
+          </w:p>
+        </w:tc>
+        <w:tc>
+          <w:tcPr/>
+          <w:p>
+            <w:pPr>
+              <w:pStyle w:val="Compact"/>
+              <w:jc w:val="left"/>
+            </w:pPr>
+            <w:r>
+              <w:t xml:space="preserve">编辑明确点名，代码可直接算</w:t>
+            </w:r>
+          </w:p>
+        </w:tc>
+        <w:tc>
+          <w:tcPr/>
+          <w:p>
+            <w:pPr>
+              <w:pStyle w:val="Compact"/>
+              <w:jc w:val="left"/>
+            </w:pPr>
+            <w:r>
+              <w:t xml:space="preserve">硬指标层一项都没收；收的是字数达成率、章节数，编辑从没批评过</w:t>
+            </w:r>
+          </w:p>
+        </w:tc>
+      </w:tr>
+      <w:tr>
+        <w:tc>
+          <w:tcPr/>
+          <w:p>
+            <w:pPr>
+              <w:pStyle w:val="Compact"/>
+              <w:jc w:val="left"/>
+            </w:pPr>
+            <w:r>
+              <w:t xml:space="preserve">一致性</w:t>
+            </w:r>
+          </w:p>
+        </w:tc>
+        <w:tc>
+          <w:tcPr/>
+          <w:p>
+            <w:pPr>
+              <w:pStyle w:val="Compact"/>
+              <w:jc w:val="left"/>
+            </w:pPr>
+            <w:r>
+              <w:t xml:space="preserve">编辑打分最高的一项</w:t>
+            </w:r>
+          </w:p>
+        </w:tc>
+        <w:tc>
+          <w:tcPr/>
+          <w:p>
+            <w:pPr>
+              <w:pStyle w:val="Compact"/>
+              <w:jc w:val="left"/>
+            </w:pPr>
+            <w:r>
+              <w:t xml:space="preserve">设计最精细（19 小类、两段对照、引用核对）</w:t>
+            </w:r>
+          </w:p>
+        </w:tc>
+      </w:tr>
+      <w:tr>
+        <w:tc>
+          <w:tcPr/>
+          <w:p>
+            <w:pPr>
+              <w:pStyle w:val="Compact"/>
+              <w:jc w:val="left"/>
+            </w:pPr>
+            <w:r>
+              <w:t xml:space="preserve">产品原则（类型不变、不丢、新高、第二冲突来自势能）</w:t>
+            </w:r>
+          </w:p>
+        </w:tc>
+        <w:tc>
+          <w:tcPr/>
+          <w:p>
+            <w:pPr>
+              <w:pStyle w:val="Compact"/>
+              <w:jc w:val="left"/>
+            </w:pPr>
+            <w:r>
+              <w:t xml:space="preserve">是我们修复根因的核心手段</w:t>
+            </w:r>
+          </w:p>
+        </w:tc>
+        <w:tc>
+          <w:tcPr/>
+          <w:p>
+            <w:pPr>
+              <w:pStyle w:val="Compact"/>
+              <w:jc w:val="left"/>
+            </w:pPr>
+            <w:r>
+              <w:t xml:space="preserve">没有一条被检查</w:t>
+            </w:r>
+          </w:p>
+        </w:tc>
+      </w:tr>
+    </w:tbl>
+    <w:p>
+      <w:pPr>
+        <w:pStyle w:val="BodyText"/>
+      </w:pPr>
+      <w:r>
+        <w:t xml:space="preserve">一个反例能说明问题：如果一份稿子把复仇写成了和解，它在四层结构里可能是硬指标合格、一致性很好、大纲兑现率很高（因为大纲本身就跑偏了），只有最后一层”好不好看”有可能发现，而那一层恰恰最不可靠。</w:t>
+      </w:r>
+    </w:p>
+    <w:p>
+      <w:pPr>
+        <w:pStyle w:val="BodyText"/>
+      </w:pPr>
+      <w:r>
+        <w:rPr>
+          <w:bCs/>
+          <w:b/>
+        </w:rPr>
+        <w:t xml:space="preserve">所以机评指标从两个来源推导：编辑点名的失败原因，以及我们定下的产品原则。</w:t>
+      </w:r>
+      <w:r>
+        <w:t xml:space="preserve"> </w:t>
+      </w:r>
+      <w:r>
+        <w:t xml:space="preserve">外部 benchmark 只借鉴方法。</w:t>
+      </w:r>
+    </w:p>
+    <w:bookmarkEnd w:id="41"/>
+    <w:bookmarkStart w:id="42" w:name="机评分层"/>
     <w:p>
       <w:pPr>
         <w:pStyle w:val="Heading2"/>
       </w:pPr>
       <w:r>
-        <w:t xml:space="preserve">5.1 送审门槛：不达标不送编辑</w:t>
+        <w:t xml:space="preserve">5.2 机评分层</w:t>
+      </w:r>
+    </w:p>
+    <w:tbl>
+      <w:tblPr>
+        <w:tblW w:type="pct" w:w="5000"/>
+        <w:tblLook w:firstRow="1" w:lastRow="0" w:firstColumn="0" w:lastColumn="0" w:noHBand="0" w:noVBand="0" w:val="0020"/>
+        <w:jc w:val="start"/>
+        <w:tblBorders>
+          <w:top w:val="single" w:sz="4" w:color="BFBFBF"/>
+          <w:left w:val="single" w:sz="4" w:color="BFBFBF"/>
+          <w:bottom w:val="single" w:sz="4" w:color="BFBFBF"/>
+          <w:right w:val="single" w:sz="4" w:color="BFBFBF"/>
+          <w:insideH w:val="single" w:sz="4" w:color="BFBFBF"/>
+          <w:insideV w:val="single" w:sz="4" w:color="BFBFBF"/>
+        </w:tblBorders>
+      </w:tblPr>
+      <w:tblGrid>
+        <w:gridCol w:w="1980"/>
+        <w:gridCol w:w="1980"/>
+        <w:gridCol w:w="1980"/>
+        <w:gridCol w:w="1980"/>
+      </w:tblGrid>
+      <w:tr>
+        <w:trPr>
+          <w:tblHeader w:val="true"/>
+        </w:trPr>
+        <w:tc>
+          <w:tcPr>
+            <w:shd w:val="clear" w:fill="EEF1F5"/>
+          </w:tcPr>
+          <w:p>
+            <w:pPr>
+              <w:pStyle w:val="Compact"/>
+              <w:jc w:val="left"/>
+            </w:pPr>
+            <w:r>
+              <w:rPr>
+                <w:b/>
+              </w:rPr>
+              <w:t xml:space="preserve">层</w:t>
+            </w:r>
+          </w:p>
+        </w:tc>
+        <w:tc>
+          <w:tcPr>
+            <w:shd w:val="clear" w:fill="EEF1F5"/>
+          </w:tcPr>
+          <w:p>
+            <w:pPr>
+              <w:pStyle w:val="Compact"/>
+              <w:jc w:val="left"/>
+            </w:pPr>
+            <w:r>
+              <w:rPr>
+                <w:b/>
+              </w:rPr>
+              <w:t xml:space="preserve">回答的问题</w:t>
+            </w:r>
+          </w:p>
+        </w:tc>
+        <w:tc>
+          <w:tcPr>
+            <w:shd w:val="clear" w:fill="EEF1F5"/>
+          </w:tcPr>
+          <w:p>
+            <w:pPr>
+              <w:pStyle w:val="Compact"/>
+              <w:jc w:val="left"/>
+            </w:pPr>
+            <w:r>
+              <w:rPr>
+                <w:b/>
+              </w:rPr>
+              <w:t xml:space="preserve">怎么测</w:t>
+            </w:r>
+          </w:p>
+        </w:tc>
+        <w:tc>
+          <w:tcPr>
+            <w:shd w:val="clear" w:fill="EEF1F5"/>
+          </w:tcPr>
+          <w:p>
+            <w:pPr>
+              <w:pStyle w:val="Compact"/>
+              <w:jc w:val="left"/>
+            </w:pPr>
+            <w:r>
+              <w:rPr>
+                <w:b/>
+              </w:rPr>
+              <w:t xml:space="preserve">用途</w:t>
+            </w:r>
+          </w:p>
+        </w:tc>
+      </w:tr>
+      <w:tr>
+        <w:tc>
+          <w:tcPr/>
+          <w:p>
+            <w:pPr>
+              <w:pStyle w:val="Compact"/>
+              <w:jc w:val="left"/>
+            </w:pPr>
+            <w:r>
+              <w:t xml:space="preserve">0 方案</w:t>
+            </w:r>
+          </w:p>
+        </w:tc>
+        <w:tc>
+          <w:tcPr/>
+          <w:p>
+            <w:pPr>
+              <w:pStyle w:val="Compact"/>
+              <w:jc w:val="left"/>
+            </w:pPr>
+            <w:r>
+              <w:t xml:space="preserve">方案对不对</w:t>
+            </w:r>
+          </w:p>
+        </w:tc>
+        <w:tc>
+          <w:tcPr/>
+          <w:p>
+            <w:pPr>
+              <w:pStyle w:val="Compact"/>
+              <w:jc w:val="left"/>
+            </w:pPr>
+            <w:r>
+              <w:t xml:space="preserve">代码查方向和大纲的结构化字段，加编辑选路线和改路线的数据</w:t>
+            </w:r>
+          </w:p>
+        </w:tc>
+        <w:tc>
+          <w:tcPr/>
+          <w:p>
+            <w:pPr>
+              <w:pStyle w:val="Compact"/>
+              <w:jc w:val="left"/>
+            </w:pPr>
+            <w:r>
+              <w:t xml:space="preserve">送审门槛</w:t>
+            </w:r>
+          </w:p>
+        </w:tc>
+      </w:tr>
+      <w:tr>
+        <w:tc>
+          <w:tcPr/>
+          <w:p>
+            <w:pPr>
+              <w:pStyle w:val="Compact"/>
+              <w:jc w:val="left"/>
+            </w:pPr>
+            <w:r>
+              <w:t xml:space="preserve">1 形式</w:t>
+            </w:r>
+          </w:p>
+        </w:tc>
+        <w:tc>
+          <w:tcPr/>
+          <w:p>
+            <w:pPr>
+              <w:pStyle w:val="Compact"/>
+              <w:jc w:val="left"/>
+            </w:pPr>
+            <w:r>
+              <w:t xml:space="preserve">像不像原作</w:t>
+            </w:r>
+          </w:p>
+        </w:tc>
+        <w:tc>
+          <w:tcPr/>
+          <w:p>
+            <w:pPr>
+              <w:pStyle w:val="Compact"/>
+              <w:jc w:val="left"/>
+            </w:pPr>
+            <w:r>
+              <w:t xml:space="preserve">代码计算</w:t>
+            </w:r>
+          </w:p>
+        </w:tc>
+        <w:tc>
+          <w:tcPr/>
+          <w:p>
+            <w:pPr>
+              <w:pStyle w:val="Compact"/>
+              <w:jc w:val="left"/>
+            </w:pPr>
+            <w:r>
+              <w:t xml:space="preserve">送审门槛</w:t>
+            </w:r>
+          </w:p>
+        </w:tc>
+      </w:tr>
+      <w:tr>
+        <w:tc>
+          <w:tcPr/>
+          <w:p>
+            <w:pPr>
+              <w:pStyle w:val="Compact"/>
+              <w:jc w:val="left"/>
+            </w:pPr>
+            <w:r>
+              <w:t xml:space="preserve">2 类型与高光</w:t>
+            </w:r>
+          </w:p>
+        </w:tc>
+        <w:tc>
+          <w:tcPr/>
+          <w:p>
+            <w:pPr>
+              <w:pStyle w:val="Compact"/>
+              <w:jc w:val="left"/>
+            </w:pPr>
+            <w:r>
+              <w:t xml:space="preserve">守没守住产品原则</w:t>
+            </w:r>
+          </w:p>
+        </w:tc>
+        <w:tc>
+          <w:tcPr/>
+          <w:p>
+            <w:pPr>
+              <w:pStyle w:val="Compact"/>
+              <w:jc w:val="left"/>
+            </w:pPr>
+            <w:r>
+              <w:t xml:space="preserve">评审模型做是非题；终局高光与原作高潮成对比较</w:t>
+            </w:r>
+          </w:p>
+        </w:tc>
+        <w:tc>
+          <w:tcPr/>
+          <w:p>
+            <w:pPr>
+              <w:pStyle w:val="Compact"/>
+              <w:jc w:val="left"/>
+            </w:pPr>
+            <w:r>
+              <w:t xml:space="preserve">诊断</w:t>
+            </w:r>
+          </w:p>
+        </w:tc>
+      </w:tr>
+      <w:tr>
+        <w:tc>
+          <w:tcPr/>
+          <w:p>
+            <w:pPr>
+              <w:pStyle w:val="Compact"/>
+              <w:jc w:val="left"/>
+            </w:pPr>
+            <w:r>
+              <w:t xml:space="preserve">3 一致性</w:t>
+            </w:r>
+          </w:p>
+        </w:tc>
+        <w:tc>
+          <w:tcPr/>
+          <w:p>
+            <w:pPr>
+              <w:pStyle w:val="Compact"/>
+              <w:jc w:val="left"/>
+            </w:pPr>
+            <w:r>
+              <w:t xml:space="preserve">有没有写错</w:t>
+            </w:r>
+          </w:p>
+        </w:tc>
+        <w:tc>
+          <w:tcPr/>
+          <w:p>
+            <w:pPr>
+              <w:pStyle w:val="Compact"/>
+              <w:jc w:val="left"/>
+            </w:pPr>
+            <w:r>
+              <w:t xml:space="preserve">独立的全文检查</w:t>
+            </w:r>
+          </w:p>
+        </w:tc>
+        <w:tc>
+          <w:tcPr/>
+          <w:p>
+            <w:pPr>
+              <w:pStyle w:val="Compact"/>
+              <w:jc w:val="left"/>
+            </w:pPr>
+            <w:r>
+              <w:t xml:space="preserve">诊断</w:t>
+            </w:r>
+          </w:p>
+        </w:tc>
+      </w:tr>
+      <w:tr>
+        <w:tc>
+          <w:tcPr/>
+          <w:p>
+            <w:pPr>
+              <w:pStyle w:val="Compact"/>
+              <w:jc w:val="left"/>
+            </w:pPr>
+            <w:r>
+              <w:t xml:space="preserve">4 大纲兑现</w:t>
+            </w:r>
+          </w:p>
+        </w:tc>
+        <w:tc>
+          <w:tcPr/>
+          <w:p>
+            <w:pPr>
+              <w:pStyle w:val="Compact"/>
+              <w:jc w:val="left"/>
+            </w:pPr>
+            <w:r>
+              <w:t xml:space="preserve">有没有按方案写</w:t>
+            </w:r>
+          </w:p>
+        </w:tc>
+        <w:tc>
+          <w:tcPr/>
+          <w:p>
+            <w:pPr>
+              <w:pStyle w:val="Compact"/>
+              <w:jc w:val="left"/>
+            </w:pPr>
+            <w:r>
+              <w:t xml:space="preserve">逐章核对</w:t>
+            </w:r>
+          </w:p>
+        </w:tc>
+        <w:tc>
+          <w:tcPr/>
+          <w:p>
+            <w:pPr>
+              <w:pStyle w:val="Compact"/>
+              <w:jc w:val="left"/>
+            </w:pPr>
+            <w:r>
+              <w:t xml:space="preserve">诊断与归因</w:t>
+            </w:r>
+          </w:p>
+        </w:tc>
+      </w:tr>
+      <w:tr>
+        <w:tc>
+          <w:tcPr/>
+          <w:p>
+            <w:pPr>
+              <w:pStyle w:val="Compact"/>
+              <w:jc w:val="left"/>
+            </w:pPr>
+            <w:r>
+              <w:t xml:space="preserve">5 好不好看</w:t>
+            </w:r>
+          </w:p>
+        </w:tc>
+        <w:tc>
+          <w:tcPr/>
+          <w:p>
+            <w:pPr>
+              <w:pStyle w:val="Compact"/>
+              <w:jc w:val="left"/>
+            </w:pPr>
+            <w:r>
+              <w:t xml:space="preserve">编辑愿不愿意用</w:t>
+            </w:r>
+          </w:p>
+        </w:tc>
+        <w:tc>
+          <w:tcPr/>
+          <w:p>
+            <w:pPr>
+              <w:pStyle w:val="Compact"/>
+              <w:jc w:val="left"/>
+            </w:pPr>
+            <w:r>
+              <w:t xml:space="preserve">评审模型成对比较</w:t>
+            </w:r>
+          </w:p>
+        </w:tc>
+        <w:tc>
+          <w:tcPr/>
+          <w:p>
+            <w:pPr>
+              <w:pStyle w:val="Compact"/>
+              <w:jc w:val="left"/>
+            </w:pPr>
+            <w:r>
+              <w:t xml:space="preserve">校准达标前只做初筛</w:t>
+            </w:r>
+          </w:p>
+        </w:tc>
+      </w:tr>
+    </w:tbl>
+    <w:p>
+      <w:pPr>
+        <w:pStyle w:val="BodyText"/>
+      </w:pPr>
+      <w:r>
+        <w:rPr>
+          <w:bCs/>
+          <w:b/>
+        </w:rPr>
+        <w:t xml:space="preserve">为什么新增第 0 层和第 2 层：</w:t>
+      </w:r>
+    </w:p>
+    <w:p>
+      <w:pPr>
+        <w:numPr>
+          <w:ilvl w:val="0"/>
+          <w:numId w:val="1008"/>
+        </w:numPr>
+        <w:pStyle w:val="Compact"/>
+      </w:pPr>
+      <w:r>
+        <w:t xml:space="preserve">第 0 层把问题挡在最便宜的地方。切点、类型这类整本书级别的错误，在方案阶段就能发现，没必要等 2 万字写完。</w:t>
+      </w:r>
+    </w:p>
+    <w:p>
+      <w:pPr>
+        <w:numPr>
+          <w:ilvl w:val="0"/>
+          <w:numId w:val="1008"/>
+        </w:numPr>
+        <w:pStyle w:val="Compact"/>
+      </w:pPr>
+      <w:r>
+        <w:t xml:space="preserve">第 2 层专门检查产品原则。问题全部设计成是非题（</w:t>
+      </w:r>
+      <w:r>
+        <w:t xml:space="preserve">“</w:t>
+      </w:r>
+      <w:r>
+        <w:t xml:space="preserve">有没有出现禁止的走向</w:t>
+      </w:r>
+      <w:r>
+        <w:t xml:space="preserve">”</w:t>
+      </w:r>
+      <w:r>
+        <w:t xml:space="preserve">“</w:t>
+      </w:r>
+      <w:r>
+        <w:t xml:space="preserve">这个被删高光在正文里兑现了吗</w:t>
+      </w:r>
+      <w:r>
+        <w:t xml:space="preserve">”</w:t>
+      </w:r>
+      <w:r>
+        <w:t xml:space="preserve">），比”好不好看”容易判得多，模型更可能学会。</w:t>
+      </w:r>
+    </w:p>
+    <w:bookmarkEnd w:id="42"/>
+    <w:bookmarkStart w:id="43" w:name="送审门槛不达标不送编辑"/>
+    <w:p>
+      <w:pPr>
+        <w:pStyle w:val="Heading2"/>
+      </w:pPr>
+      <w:r>
+        <w:t xml:space="preserve">5.3 送审门槛：不达标不送编辑</w:t>
+      </w:r>
+    </w:p>
+    <w:p>
+      <w:pPr>
+        <w:pStyle w:val="FirstParagraph"/>
+      </w:pPr>
+      <w:r>
+        <w:t xml:space="preserve">送审门槛的作用是节省编辑时间：明显不合格的稿子，编辑不用看。</w:t>
       </w:r>
     </w:p>
     <w:tbl>
@@ -2731,17 +4309,221 @@
         <w:pStyle w:val="BodyText"/>
       </w:pPr>
       <w:r>
-        <w:t xml:space="preserve">阈值均为初值，用第一轮已评稿子回测校准：被编辑批评的稿子应落在阈值外，未被批评的应落在阈值内。</w:t>
-      </w:r>
-    </w:p>
-    <w:bookmarkEnd w:id="38"/>
-    <w:bookmarkStart w:id="39" w:name="诊断指标不拦稿解释编辑的结果"/>
+        <w:rPr>
+          <w:bCs/>
+          <w:b/>
+        </w:rPr>
+        <w:t xml:space="preserve">形式指标的来历：</w:t>
+      </w:r>
+      <w:r>
+        <w:t xml:space="preserve"> </w:t>
+      </w:r>
+      <w:r>
+        <w:t xml:space="preserve">对照第一轮送审稿和原文，编辑评语里的形式问题都能直接量出来：</w:t>
+      </w:r>
+    </w:p>
+    <w:tbl>
+      <w:tblPr>
+        <w:tblW w:type="pct" w:w="5000"/>
+        <w:tblLook w:firstRow="1" w:lastRow="0" w:firstColumn="0" w:lastColumn="0" w:noHBand="0" w:noVBand="0" w:val="0020"/>
+        <w:jc w:val="start"/>
+        <w:tblBorders>
+          <w:top w:val="single" w:sz="4" w:color="BFBFBF"/>
+          <w:left w:val="single" w:sz="4" w:color="BFBFBF"/>
+          <w:bottom w:val="single" w:sz="4" w:color="BFBFBF"/>
+          <w:right w:val="single" w:sz="4" w:color="BFBFBF"/>
+          <w:insideH w:val="single" w:sz="4" w:color="BFBFBF"/>
+          <w:insideV w:val="single" w:sz="4" w:color="BFBFBF"/>
+        </w:tblBorders>
+      </w:tblPr>
+      <w:tblGrid>
+        <w:gridCol w:w="3960"/>
+        <w:gridCol w:w="3960"/>
+      </w:tblGrid>
+      <w:tr>
+        <w:trPr>
+          <w:tblHeader w:val="true"/>
+        </w:trPr>
+        <w:tc>
+          <w:tcPr>
+            <w:shd w:val="clear" w:fill="EEF1F5"/>
+          </w:tcPr>
+          <w:p>
+            <w:pPr>
+              <w:pStyle w:val="Compact"/>
+              <w:jc w:val="left"/>
+            </w:pPr>
+            <w:r>
+              <w:rPr>
+                <w:b/>
+              </w:rPr>
+              <w:t xml:space="preserve">编辑评语</w:t>
+            </w:r>
+          </w:p>
+        </w:tc>
+        <w:tc>
+          <w:tcPr>
+            <w:shd w:val="clear" w:fill="EEF1F5"/>
+          </w:tcPr>
+          <w:p>
+            <w:pPr>
+              <w:pStyle w:val="Compact"/>
+              <w:jc w:val="left"/>
+            </w:pPr>
+            <w:r>
+              <w:rPr>
+                <w:b/>
+              </w:rPr>
+              <w:t xml:space="preserve">对应的可计算现象</w:t>
+            </w:r>
+          </w:p>
+        </w:tc>
+      </w:tr>
+      <w:tr>
+        <w:tc>
+          <w:tcPr/>
+          <w:p>
+            <w:pPr>
+              <w:pStyle w:val="Compact"/>
+              <w:jc w:val="left"/>
+            </w:pPr>
+            <w:r>
+              <w:t xml:space="preserve">“</w:t>
+            </w:r>
+            <w:r>
+              <w:t xml:space="preserve">续写章节是原文的 2～4 倍</w:t>
+            </w:r>
+            <w:r>
+              <w:t xml:space="preserve">”</w:t>
+            </w:r>
+          </w:p>
+        </w:tc>
+        <w:tc>
+          <w:tcPr/>
+          <w:p>
+            <w:pPr>
+              <w:pStyle w:val="Compact"/>
+              <w:jc w:val="left"/>
+            </w:pPr>
+            <w:r>
+              <w:t xml:space="preserve">章长比</w:t>
+            </w:r>
+          </w:p>
+        </w:tc>
+      </w:tr>
+      <w:tr>
+        <w:tc>
+          <w:tcPr/>
+          <w:p>
+            <w:pPr>
+              <w:pStyle w:val="Compact"/>
+              <w:jc w:val="left"/>
+            </w:pPr>
+            <w:r>
+              <w:t xml:space="preserve">“</w:t>
+            </w:r>
+            <w:r>
+              <w:t xml:space="preserve">内心活动大于剧情、信息密度低</w:t>
+            </w:r>
+            <w:r>
+              <w:t xml:space="preserve">”</w:t>
+            </w:r>
+          </w:p>
+        </w:tc>
+        <w:tc>
+          <w:tcPr/>
+          <w:p>
+            <w:pPr>
+              <w:pStyle w:val="Compact"/>
+              <w:jc w:val="left"/>
+            </w:pPr>
+            <w:r>
+              <w:t xml:space="preserve">对话占比明显下降</w:t>
+            </w:r>
+          </w:p>
+        </w:tc>
+      </w:tr>
+      <w:tr>
+        <w:tc>
+          <w:tcPr/>
+          <w:p>
+            <w:pPr>
+              <w:pStyle w:val="Compact"/>
+              <w:jc w:val="left"/>
+            </w:pPr>
+            <w:r>
+              <w:t xml:space="preserve">“</w:t>
+            </w:r>
+            <w:r>
+              <w:t xml:space="preserve">文风比原文繁杂、句子变长</w:t>
+            </w:r>
+            <w:r>
+              <w:t xml:space="preserve">”</w:t>
+            </w:r>
+          </w:p>
+        </w:tc>
+        <w:tc>
+          <w:tcPr/>
+          <w:p>
+            <w:pPr>
+              <w:pStyle w:val="Compact"/>
+              <w:jc w:val="left"/>
+            </w:pPr>
+            <w:r>
+              <w:t xml:space="preserve">段落平均字数上升，有的版本接近翻倍</w:t>
+            </w:r>
+          </w:p>
+        </w:tc>
+      </w:tr>
+      <w:tr>
+        <w:tc>
+          <w:tcPr/>
+          <w:p>
+            <w:pPr>
+              <w:pStyle w:val="Compact"/>
+              <w:jc w:val="left"/>
+            </w:pPr>
+            <w:r>
+              <w:t xml:space="preserve">“</w:t>
+            </w:r>
+            <w:r>
+              <w:t xml:space="preserve">很多章节结尾都是女主的内心独白，而不是实际的剧情点</w:t>
+            </w:r>
+            <w:r>
+              <w:t xml:space="preserve">”</w:t>
+            </w:r>
+          </w:p>
+        </w:tc>
+        <w:tc>
+          <w:tcPr/>
+          <w:p>
+            <w:pPr>
+              <w:pStyle w:val="Compact"/>
+              <w:jc w:val="left"/>
+            </w:pPr>
+            <w:r>
+              <w:t xml:space="preserve">原文章尾卡在事件上（例如一句话说到一半），续写章尾大多是感悟句</w:t>
+            </w:r>
+          </w:p>
+        </w:tc>
+      </w:tr>
+    </w:tbl>
+    <w:p>
+      <w:pPr>
+        <w:pStyle w:val="BodyText"/>
+      </w:pPr>
+      <w:r>
+        <w:t xml:space="preserve">阈值均为初值，要用第一轮已评稿子回测：被编辑批评的稿子应落在阈值外，未被批评的应落在阈值内。</w:t>
+      </w:r>
+    </w:p>
+    <w:bookmarkEnd w:id="43"/>
+    <w:bookmarkStart w:id="44" w:name="诊断指标不拦稿解释编辑的结果"/>
     <w:p>
       <w:pPr>
         <w:pStyle w:val="Heading2"/>
       </w:pPr>
       <w:r>
-        <w:t xml:space="preserve">5.2 诊断指标：不拦稿，解释编辑的结果</w:t>
+        <w:t xml:space="preserve">5.4 诊断指标：不拦稿，解释编辑的结果</w:t>
       </w:r>
     </w:p>
     <w:tbl>
@@ -3004,7 +4786,7 @@
               <w:jc w:val="left"/>
             </w:pPr>
             <w:r>
-              <w:t xml:space="preserve">爽点或反转的间隔，规则待定（先请编辑在原作上标注爽点位置，归纳后定）</w:t>
+              <w:t xml:space="preserve">爽点或反转的间隔，规则待定</w:t>
             </w:r>
           </w:p>
         </w:tc>
@@ -3130,20 +4912,106 @@
               <w:jc w:val="left"/>
             </w:pPr>
             <w:r>
-              <w:t xml:space="preserve">评审模型成对比较，交换顺序各判一次；校准达标前只做初筛</w:t>
+              <w:t xml:space="preserve">评审模型成对比较，交换顺序各判一次，不一致记为平局</w:t>
             </w:r>
           </w:p>
         </w:tc>
       </w:tr>
     </w:tbl>
-    <w:bookmarkEnd w:id="39"/>
-    <w:bookmarkStart w:id="40" w:name="有意不测"/>
+    <w:p>
+      <w:pPr>
+        <w:pStyle w:val="BodyText"/>
+      </w:pPr>
+      <w:r>
+        <w:t xml:space="preserve">几点说明：</w:t>
+      </w:r>
+    </w:p>
+    <w:p>
+      <w:pPr>
+        <w:numPr>
+          <w:ilvl w:val="0"/>
+          <w:numId w:val="1009"/>
+        </w:numPr>
+        <w:pStyle w:val="Compact"/>
+      </w:pPr>
+      <w:r>
+        <w:rPr>
+          <w:bCs/>
+          <w:b/>
+        </w:rPr>
+        <w:t xml:space="preserve">新高胜率有现成的人类标杆。</w:t>
+      </w:r>
+      <w:r>
+        <w:t xml:space="preserve"> </w:t>
+      </w:r>
+      <w:r>
+        <w:t xml:space="preserve">外部 benchmark 常问”有没有原作后续章节可以当人类标杆”，我们的场景下原作已写完，没有后续章节；但原作的高潮段落本身就是最好的标杆，直接检验”新高”这条原则。</w:t>
+      </w:r>
+    </w:p>
+    <w:p>
+      <w:pPr>
+        <w:numPr>
+          <w:ilvl w:val="0"/>
+          <w:numId w:val="1009"/>
+        </w:numPr>
+        <w:pStyle w:val="Compact"/>
+      </w:pPr>
+      <w:r>
+        <w:rPr>
+          <w:bCs/>
+          <w:b/>
+        </w:rPr>
+        <w:t xml:space="preserve">信息差单列。</w:t>
+      </w:r>
+      <w:r>
+        <w:t xml:space="preserve"> </w:t>
+      </w:r>
+      <w:r>
+        <w:t xml:space="preserve">打脸类爽点建立在”反派不知道主角知道”上。</w:t>
+      </w:r>
+      <w:r>
+        <w:t xml:space="preserve">“</w:t>
+      </w:r>
+      <w:r>
+        <w:t xml:space="preserve">谁在什么时候知道了什么</w:t>
+      </w:r>
+      <w:r>
+        <w:t xml:space="preserve">”</w:t>
+      </w:r>
+      <w:r>
+        <w:t xml:space="preserve">一旦错位，爽点就塌了，比物品状态写错严重得多。</w:t>
+      </w:r>
+    </w:p>
+    <w:p>
+      <w:pPr>
+        <w:numPr>
+          <w:ilvl w:val="0"/>
+          <w:numId w:val="1009"/>
+        </w:numPr>
+        <w:pStyle w:val="Compact"/>
+      </w:pPr>
+      <w:r>
+        <w:rPr>
+          <w:bCs/>
+          <w:b/>
+        </w:rPr>
+        <w:t xml:space="preserve">节奏是最难定义的指标。</w:t>
+      </w:r>
+      <w:r>
+        <w:t xml:space="preserve"> </w:t>
+      </w:r>
+      <w:r>
+        <w:t xml:space="preserve">编辑评分最低的一项是叙事节奏，但”每 N 章一个爽点”太粗。先请编辑在一两本原作上标出爽点位置，归纳出节奏，再定规则。</w:t>
+      </w:r>
+    </w:p>
+    <w:bookmarkEnd w:id="44"/>
+    <w:bookmarkStart w:id="45" w:name="有意不测"/>
     <w:p>
       <w:pPr>
         <w:pStyle w:val="Heading2"/>
       </w:pPr>
       <w:r>
-        <w:t xml:space="preserve">5.3 有意不测</w:t>
+        <w:t xml:space="preserve">5.5 有意不测</w:t>
       </w:r>
     </w:p>
     <w:tbl>
@@ -3256,14 +5124,14 @@
         </w:tc>
       </w:tr>
     </w:tbl>
-    <w:bookmarkEnd w:id="40"/>
-    <w:bookmarkStart w:id="41" w:name="评测用检查器与生产校验分开"/>
+    <w:bookmarkEnd w:id="45"/>
+    <w:bookmarkStart w:id="46" w:name="评测用检查器与生产校验分开"/>
     <w:p>
       <w:pPr>
         <w:pStyle w:val="Heading2"/>
       </w:pPr>
       <w:r>
-        <w:t xml:space="preserve">5.4 评测用检查器与生产校验分开</w:t>
+        <w:t xml:space="preserve">5.6 评测用检查器与生产校验分开</w:t>
       </w:r>
     </w:p>
     <w:p>
@@ -3271,18 +5139,89 @@
         <w:pStyle w:val="FirstParagraph"/>
       </w:pPr>
       <w:r>
-        <w:t xml:space="preserve">生产流程中的同步校验用事实日志做局部比对；评测用的一致性检查用全文读法，两者独立，避免自己审自己。两者共用同一套埋错校准，评测因此也能测出生产校验线的召回率。</w:t>
-      </w:r>
-    </w:p>
-    <w:bookmarkEnd w:id="41"/>
-    <w:bookmarkEnd w:id="42"/>
-    <w:bookmarkStart w:id="43" w:name="六校准"/>
+        <w:t xml:space="preserve">生产流程里的同步校验用事实日志做局部比对（见《网文续写流程规划》）；评测用的一致性检查用全文读法。两者独立，避免自己审自己。两者共用同一套埋错校准，评测因此也能顺带测出生产校验线的召回率。</w:t>
+      </w:r>
+    </w:p>
+    <w:bookmarkEnd w:id="46"/>
+    <w:bookmarkEnd w:id="47"/>
+    <w:bookmarkStart w:id="51" w:name="六校准"/>
     <w:p>
       <w:pPr>
         <w:pStyle w:val="Heading1"/>
       </w:pPr>
       <w:r>
         <w:t xml:space="preserve">六、校准</w:t>
+      </w:r>
+    </w:p>
+    <w:bookmarkStart w:id="48" w:name="第一批编辑反馈就是第一个校准集"/>
+    <w:p>
+      <w:pPr>
+        <w:pStyle w:val="Heading2"/>
+      </w:pPr>
+      <w:r>
+        <w:t xml:space="preserve">6.1 第一批编辑反馈就是第一个校准集</w:t>
+      </w:r>
+    </w:p>
+    <w:p>
+      <w:pPr>
+        <w:pStyle w:val="FirstParagraph"/>
+      </w:pPr>
+      <w:r>
+        <w:t xml:space="preserve">我们不需要等下一轮编辑评测才能开始校准。按指标生命周期，第一批评语就是现成的”新问题”：</w:t>
+      </w:r>
+    </w:p>
+    <w:p>
+      <w:pPr>
+        <w:numPr>
+          <w:ilvl w:val="0"/>
+          <w:numId w:val="1010"/>
+        </w:numPr>
+        <w:pStyle w:val="Compact"/>
+      </w:pPr>
+      <w:r>
+        <w:t xml:space="preserve">把 16 条记录的评语逐条拆成问题清单，每个问题标出它属于哪一类：可计算、有锚点的判断、品味。</w:t>
+      </w:r>
+    </w:p>
+    <w:p>
+      <w:pPr>
+        <w:numPr>
+          <w:ilvl w:val="0"/>
+          <w:numId w:val="1010"/>
+        </w:numPr>
+        <w:pStyle w:val="Compact"/>
+      </w:pPr>
+      <w:r>
+        <w:t xml:space="preserve">每个问题找一个对应的机评指标，没有就新建。</w:t>
+      </w:r>
+    </w:p>
+    <w:p>
+      <w:pPr>
+        <w:numPr>
+          <w:ilvl w:val="0"/>
+          <w:numId w:val="1010"/>
+        </w:numPr>
+        <w:pStyle w:val="Compact"/>
+      </w:pPr>
+      <w:r>
+        <w:t xml:space="preserve">拿这批已经评过的稿子回测：编辑批评过的问题，机评能不能在同一份稿子上测出来。</w:t>
+      </w:r>
+    </w:p>
+    <w:p>
+      <w:pPr>
+        <w:pStyle w:val="FirstParagraph"/>
+      </w:pPr>
+      <w:r>
+        <w:t xml:space="preserve">这样下一轮编辑评测时，我们就能检验修改有没有让这些问题减少。</w:t>
+      </w:r>
+    </w:p>
+    <w:bookmarkEnd w:id="48"/>
+    <w:bookmarkStart w:id="49" w:name="各类指标的校准方法"/>
+    <w:p>
+      <w:pPr>
+        <w:pStyle w:val="Heading2"/>
+      </w:pPr>
+      <w:r>
+        <w:t xml:space="preserve">6.2 各类指标的校准方法</w:t>
       </w:r>
     </w:p>
     <w:tbl>
@@ -3407,44 +5346,6 @@
               <w:jc w:val="left"/>
             </w:pPr>
             <w:r>
-              <w:t xml:space="preserve">第一批编辑反馈</w:t>
-            </w:r>
-          </w:p>
-        </w:tc>
-        <w:tc>
-          <w:tcPr/>
-          <w:p>
-            <w:pPr>
-              <w:pStyle w:val="Compact"/>
-              <w:jc w:val="left"/>
-            </w:pPr>
-            <w:r>
-              <w:t xml:space="preserve">把 16 条评语拆成问题清单，每个问题对应一个机评指标，在原稿上回测能否测出</w:t>
-            </w:r>
-          </w:p>
-        </w:tc>
-        <w:tc>
-          <w:tcPr/>
-          <w:p>
-            <w:pPr>
-              <w:pStyle w:val="Compact"/>
-              <w:jc w:val="left"/>
-            </w:pPr>
-            <w:r>
-              <w:t xml:space="preserve">第一批反馈即第一个校准集</w:t>
-            </w:r>
-          </w:p>
-        </w:tc>
-      </w:tr>
-      <w:tr>
-        <w:tc>
-          <w:tcPr/>
-          <w:p>
-            <w:pPr>
-              <w:pStyle w:val="Compact"/>
-              <w:jc w:val="left"/>
-            </w:pPr>
-            <w:r>
               <w:t xml:space="preserve">一致性检查</w:t>
             </w:r>
           </w:p>
@@ -3513,52 +5414,94 @@
         </w:tc>
       </w:tr>
     </w:tbl>
+    <w:bookmarkEnd w:id="49"/>
+    <w:bookmarkStart w:id="50" w:name="校准中的三个陷阱"/>
+    <w:p>
+      <w:pPr>
+        <w:pStyle w:val="Heading2"/>
+      </w:pPr>
+      <w:r>
+        <w:t xml:space="preserve">6.3 校准中的三个陷阱</w:t>
+      </w:r>
+    </w:p>
+    <w:p>
+      <w:pPr>
+        <w:pStyle w:val="FirstParagraph"/>
+      </w:pPr>
+      <w:r>
+        <w:rPr>
+          <w:bCs/>
+          <w:b/>
+        </w:rPr>
+        <w:t xml:space="preserve">陷阱一：拿错了参照。</w:t>
+      </w:r>
+      <w:r>
+        <w:t xml:space="preserve"> </w:t>
+      </w:r>
+      <w:r>
+        <w:t xml:space="preserve">外部研究（LitBench）中，最强模型当评审，与人类偏好的一致率约 73%；有人据此把 75% 定为目标。但我们已经知道两位编辑之间分歧不小。</w:t>
+      </w:r>
+      <w:r>
+        <w:rPr>
+          <w:bCs/>
+          <w:b/>
+        </w:rPr>
+        <w:t xml:space="preserve">要先测编辑和编辑之间的一致率，它才是上限。</w:t>
+      </w:r>
+      <w:r>
+        <w:t xml:space="preserve"> </w:t>
+      </w:r>
+      <w:r>
+        <w:t xml:space="preserve">如果两位编辑之间只有 65% 一致，要求机评达到 75% 没有意义。</w:t>
+      </w:r>
+    </w:p>
     <w:p>
       <w:pPr>
         <w:pStyle w:val="BodyText"/>
       </w:pPr>
       <w:r>
-        <w:t xml:space="preserve">注意事项：</w:t>
-      </w:r>
-    </w:p>
-    <w:p>
-      <w:pPr>
-        <w:numPr>
-          <w:ilvl w:val="0"/>
-          <w:numId w:val="1005"/>
-        </w:numPr>
-        <w:pStyle w:val="Compact"/>
-      </w:pPr>
-      <w:r>
-        <w:t xml:space="preserve">样本量：20～30 组对比时，一致率的 95% 置信区间约为正负 17 个百分点，分不出 60% 和 90%。至少需要 80～100 组判断，可以由多位编辑 × 多组累积。</w:t>
-      </w:r>
-    </w:p>
-    <w:p>
-      <w:pPr>
-        <w:numPr>
-          <w:ilvl w:val="0"/>
-          <w:numId w:val="1005"/>
-        </w:numPr>
-        <w:pStyle w:val="Compact"/>
-      </w:pPr>
-      <w:r>
-        <w:t xml:space="preserve">校准集必须包含类型跑偏的样本。评审模型和写作模型有相同的默认倾向，容易把”故作深沉”判为”写得好”。</w:t>
-      </w:r>
-    </w:p>
-    <w:p>
-      <w:pPr>
-        <w:numPr>
-          <w:ilvl w:val="0"/>
-          <w:numId w:val="1005"/>
-        </w:numPr>
-        <w:pStyle w:val="Compact"/>
-      </w:pPr>
-      <w:r>
-        <w:t xml:space="preserve">评审模型尽量与写作模型不同；每次评测记录评审模型和提示词版本，换了就重新校准。</w:t>
-      </w:r>
-    </w:p>
-    <w:bookmarkEnd w:id="43"/>
-    <w:bookmarkStart w:id="44" w:name="七归因设计"/>
+        <w:rPr>
+          <w:bCs/>
+          <w:b/>
+        </w:rPr>
+        <w:t xml:space="preserve">陷阱二：样本量不够。</w:t>
+      </w:r>
+      <w:r>
+        <w:t xml:space="preserve"> </w:t>
+      </w:r>
+      <w:r>
+        <w:t xml:space="preserve">20～30 组对比时，一致率的 95% 置信区间约为正负 17 个百分点，分不出 60% 和 90%。至少需要 80～100 组判断，可以由多位编辑 × 多组累积。</w:t>
+      </w:r>
+    </w:p>
+    <w:p>
+      <w:pPr>
+        <w:pStyle w:val="BodyText"/>
+      </w:pPr>
+      <w:r>
+        <w:rPr>
+          <w:bCs/>
+          <w:b/>
+        </w:rPr>
+        <w:t xml:space="preserve">陷阱三：评审和写作有同样的偏见。</w:t>
+      </w:r>
+      <w:r>
+        <w:t xml:space="preserve"> </w:t>
+      </w:r>
+      <w:r>
+        <w:t xml:space="preserve">校准集里必须专门放入类型跑偏的样本，看评审能不能识别出来。否则评审可能在最关键的维度上和编辑判断相反，而一致率看起来还不错。</w:t>
+      </w:r>
+    </w:p>
+    <w:p>
+      <w:pPr>
+        <w:pStyle w:val="BodyText"/>
+      </w:pPr>
+      <w:r>
+        <w:t xml:space="preserve">其他要求：评审模型尽量与写作模型不同；每次评测记录评审模型和提示词版本，换了就重新校准。</w:t>
+      </w:r>
+    </w:p>
+    <w:bookmarkEnd w:id="50"/>
+    <w:bookmarkEnd w:id="51"/>
+    <w:bookmarkStart w:id="55" w:name="七归因设计"/>
     <w:p>
       <w:pPr>
         <w:pStyle w:val="Heading1"/>
@@ -3567,12 +5510,59 @@
         <w:t xml:space="preserve">七、归因设计</w:t>
       </w:r>
     </w:p>
+    <w:bookmarkStart w:id="52" w:name="为什么前几轮说不清问题在哪"/>
+    <w:p>
+      <w:pPr>
+        <w:pStyle w:val="Heading2"/>
+      </w:pPr>
+      <w:r>
+        <w:t xml:space="preserve">7.1 为什么前几轮说不清问题在哪</w:t>
+      </w:r>
+    </w:p>
     <w:p>
       <w:pPr>
         <w:pStyle w:val="FirstParagraph"/>
       </w:pPr>
       <w:r>
-        <w:t xml:space="preserve">成稿质量由两件事共同决定：方案（路线和大纲）和文笔（写作模型）。只看成稿无法区分是哪一层的问题。</w:t>
+        <w:t xml:space="preserve">成稿质量由两件事共同决定：</w:t>
+      </w:r>
+      <w:r>
+        <w:rPr>
+          <w:bCs/>
+          <w:b/>
+        </w:rPr>
+        <w:t xml:space="preserve">方案</w:t>
+      </w:r>
+      <w:r>
+        <w:t xml:space="preserve">（路线和大纲）和</w:t>
+      </w:r>
+      <w:r>
+        <w:rPr>
+          <w:bCs/>
+          <w:b/>
+        </w:rPr>
+        <w:t xml:space="preserve">文笔</w:t>
+      </w:r>
+      <w:r>
+        <w:t xml:space="preserve">（写作模型）。只看最终成稿，编辑给了 2 分，我们没法知道是方案不好，还是方案好但写坏了。</w:t>
+      </w:r>
+    </w:p>
+    <w:p>
+      <w:pPr>
+        <w:pStyle w:val="BodyText"/>
+      </w:pPr>
+      <w:r>
+        <w:t xml:space="preserve">前几轮还有一个加重因素：理解、规划、写作、审核四个角色用的是同一个模型，分不清问题出在流程还是模型上限。</w:t>
+      </w:r>
+    </w:p>
+    <w:bookmarkEnd w:id="52"/>
+    <w:bookmarkStart w:id="53" w:name="对照"/>
+    <w:p>
+      <w:pPr>
+        <w:pStyle w:val="Heading2"/>
+      </w:pPr>
+      <w:r>
+        <w:t xml:space="preserve">7.2 2×2 对照</w:t>
       </w:r>
     </w:p>
     <w:tbl>
@@ -3725,19 +5715,74 @@
         <w:pStyle w:val="BodyText"/>
       </w:pPr>
       <w:r>
-        <w:t xml:space="preserve">在 2～3 本书上跑四种组合，即可定位瓶颈：①② 好而 ③④ 差，问题在方案；①③ 好而 ②④ 差，问题在写作模型。之后每一轮迭代只改一个变量。</w:t>
-      </w:r>
-    </w:p>
-    <w:p>
-      <w:pPr>
-        <w:pStyle w:val="BodyText"/>
-      </w:pPr>
-      <w:r>
-        <w:t xml:space="preserve">大纲兑现率与编辑判断结合，也能辅助归因：兑现率低，说明写作没执行好；兑现率高但不好看，说明方案本身有问题。</w:t>
-      </w:r>
-    </w:p>
-    <w:bookmarkEnd w:id="44"/>
-    <w:bookmarkStart w:id="47" w:name="八评测节奏"/>
+        <w:t xml:space="preserve">在 2～3 本书上跑四种组合：</w:t>
+      </w:r>
+    </w:p>
+    <w:p>
+      <w:pPr>
+        <w:numPr>
+          <w:ilvl w:val="0"/>
+          <w:numId w:val="1011"/>
+        </w:numPr>
+        <w:pStyle w:val="Compact"/>
+      </w:pPr>
+      <w:r>
+        <w:t xml:space="preserve">①② 好而 ③④ 差：问题在方案，继续改理解、方向、大纲。</w:t>
+      </w:r>
+    </w:p>
+    <w:p>
+      <w:pPr>
+        <w:numPr>
+          <w:ilvl w:val="0"/>
+          <w:numId w:val="1011"/>
+        </w:numPr>
+        <w:pStyle w:val="Compact"/>
+      </w:pPr>
+      <w:r>
+        <w:t xml:space="preserve">①③ 好而 ②④ 差：问题在写作模型，换模型。</w:t>
+      </w:r>
+    </w:p>
+    <w:p>
+      <w:pPr>
+        <w:numPr>
+          <w:ilvl w:val="0"/>
+          <w:numId w:val="1011"/>
+        </w:numPr>
+        <w:pStyle w:val="Compact"/>
+      </w:pPr>
+      <w:r>
+        <w:t xml:space="preserve">四个都差：方案和文笔都不行，或者人工方案的思路本身不对。</w:t>
+      </w:r>
+    </w:p>
+    <w:p>
+      <w:pPr>
+        <w:pStyle w:val="FirstParagraph"/>
+      </w:pPr>
+      <w:r>
+        <w:t xml:space="preserve">之后每一轮迭代只改一个变量。</w:t>
+      </w:r>
+    </w:p>
+    <w:bookmarkEnd w:id="53"/>
+    <w:bookmarkStart w:id="54" w:name="辅助归因"/>
+    <w:p>
+      <w:pPr>
+        <w:pStyle w:val="Heading2"/>
+      </w:pPr>
+      <w:r>
+        <w:t xml:space="preserve">7.3 辅助归因</w:t>
+      </w:r>
+    </w:p>
+    <w:p>
+      <w:pPr>
+        <w:pStyle w:val="FirstParagraph"/>
+      </w:pPr>
+      <w:r>
+        <w:t xml:space="preserve">大纲兑现率与编辑判断结合：兑现率低，说明写作没执行好；兑现率高但不好看，说明方案本身有问题。</w:t>
+      </w:r>
+    </w:p>
+    <w:bookmarkEnd w:id="54"/>
+    <w:bookmarkEnd w:id="55"/>
+    <w:bookmarkStart w:id="58" w:name="八评测节奏"/>
     <w:p>
       <w:pPr>
         <w:pStyle w:val="Heading1"/>
@@ -3746,7 +5791,7 @@
         <w:t xml:space="preserve">八、评测节奏</w:t>
       </w:r>
     </w:p>
-    <w:bookmarkStart w:id="45" w:name="每周节奏"/>
+    <w:bookmarkStart w:id="56" w:name="每周节奏"/>
     <w:p>
       <w:pPr>
         <w:pStyle w:val="Heading2"/>
@@ -3911,14 +5956,22 @@
               <w:jc w:val="left"/>
             </w:pPr>
             <w:r>
-              <w:t xml:space="preserve">统计结果，更新指标状态，定下周问题</w:t>
+              <w:t xml:space="preserve">统计结果，更新指标所处的生命周期阶段，定下周问题</w:t>
             </w:r>
           </w:p>
         </w:tc>
       </w:tr>
     </w:tbl>
-    <w:bookmarkEnd w:id="45"/>
-    <w:bookmarkStart w:id="46" w:name="里程碑"/>
+    <w:p>
+      <w:pPr>
+        <w:pStyle w:val="BodyText"/>
+      </w:pPr>
+      <w:r>
+        <w:t xml:space="preserve">关键是每周开始前写下”这周要回答什么问题”，例如”套路卡能不能提高大纲的节奏”。不预先定问题，评测很容易变成看一堆稿子、凭感觉总结。</w:t>
+      </w:r>
+    </w:p>
+    <w:bookmarkEnd w:id="56"/>
+    <w:bookmarkStart w:id="57" w:name="里程碑"/>
     <w:p>
       <w:pPr>
         <w:pStyle w:val="Heading2"/>
@@ -4097,9 +6150,9 @@
         <w:t xml:space="preserve">全文评测每两三周做一次，作为里程碑检验。</w:t>
       </w:r>
     </w:p>
-    <w:bookmarkEnd w:id="46"/>
-    <w:bookmarkEnd w:id="47"/>
-    <w:bookmarkStart w:id="48" w:name="九待决问题"/>
+    <w:bookmarkEnd w:id="57"/>
+    <w:bookmarkEnd w:id="58"/>
+    <w:bookmarkStart w:id="59" w:name="九待决问题"/>
     <w:p>
       <w:pPr>
         <w:pStyle w:val="Heading1"/>
@@ -4450,8 +6503,8 @@
         </w:tc>
       </w:tr>
     </w:tbl>
-    <w:bookmarkEnd w:id="48"/>
-    <w:bookmarkStart w:id="49" w:name="附外部-benchmark-借鉴"/>
+    <w:bookmarkEnd w:id="59"/>
+    <w:bookmarkStart w:id="60" w:name="附外部-benchmark-借鉴"/>
     <w:p>
       <w:pPr>
         <w:pStyle w:val="Heading1"/>
@@ -4465,7 +6518,11 @@
         <w:pStyle w:val="FirstParagraph"/>
       </w:pPr>
       <w:r>
-        <w:t xml:space="preserve">没有现成 benchmark 能直接用。借鉴的是方法，而不是指标本身。</w:t>
+        <w:rPr>
+          <w:bCs/>
+          <w:b/>
+        </w:rPr>
+        <w:t xml:space="preserve">结论：没有现成 benchmark 能直接用，借鉴的是方法，不是指标本身。</w:t>
       </w:r>
     </w:p>
     <w:tbl>
@@ -4564,7 +6621,7 @@
               <w:jc w:val="left"/>
             </w:pPr>
             <w:r>
-              <w:t xml:space="preserve">一致性错误分类；</w:t>
+              <w:t xml:space="preserve">一致性错误分类（5 大类 19 小类）；</w:t>
             </w:r>
             <w:r>
               <w:t xml:space="preserve">“</w:t>
@@ -4588,7 +6645,7 @@
               <w:jc w:val="left"/>
             </w:pPr>
             <w:r>
-              <w:t xml:space="preserve">英文为主，不是真正的续写，只测一致性</w:t>
+              <w:t xml:space="preserve">英文为主，所谓续写本质上是从零写；只测一致性；检查器只找回约一半，只适合相对比较；分不清故意的反转和真正的错误，网文里”隐瞒身份、后面揭晓”很常见</w:t>
             </w:r>
           </w:p>
         </w:tc>
@@ -4661,7 +6718,7 @@
               <w:t xml:space="preserve">”</w:t>
             </w:r>
             <w:r>
-              <w:t xml:space="preserve">不等于”好看”，两者分开测；编辑常见批评可转成检查项</w:t>
+              <w:t xml:space="preserve">不等于”好看”，两者要分开测；编辑常见批评（故作深沉、爽点太少、不像网文、把后面章节内容提前写）可转成检查项</w:t>
             </w:r>
           </w:p>
         </w:tc>
@@ -4699,7 +6756,19 @@
               <w:jc w:val="left"/>
             </w:pPr>
             <w:r>
-              <w:t xml:space="preserve">成对比较在高分段比细则打分更能拉开差距；AI 套话分的构造方法</w:t>
+              <w:t xml:space="preserve">成对比较在高分段比细则打分更能拉开差距；AI 套话分的构造方法（套话词、</w:t>
+            </w:r>
+            <w:r>
+              <w:t xml:space="preserve">“</w:t>
+            </w:r>
+            <w:r>
+              <w:t xml:space="preserve">不是 X 而是 Y</w:t>
+            </w:r>
+            <w:r>
+              <w:t xml:space="preserve">”</w:t>
+            </w:r>
+            <w:r>
+              <w:t xml:space="preserve">句式、高频三连词加权）</w:t>
             </w:r>
           </w:p>
         </w:tc>
@@ -4793,7 +6862,7 @@
         </w:tc>
       </w:tr>
     </w:tbl>
-    <w:bookmarkEnd w:id="49"/>
+    <w:bookmarkEnd w:id="60"/>
     <w:sectPr/>
   </w:body>
 </w:document>
@@ -5155,9 +7224,108 @@
     </w:lvlOverride>
   </w:num>
   <w:num w:numId="1004">
+    <w:abstractNumId w:val="99411"/>
+    <w:lvlOverride w:ilvl="0">
+      <w:startOverride w:val="1"/>
+    </w:lvlOverride>
+    <w:lvlOverride w:ilvl="1">
+      <w:startOverride w:val="1"/>
+    </w:lvlOverride>
+    <w:lvlOverride w:ilvl="2">
+      <w:startOverride w:val="1"/>
+    </w:lvlOverride>
+    <w:lvlOverride w:ilvl="3">
+      <w:startOverride w:val="1"/>
+    </w:lvlOverride>
+    <w:lvlOverride w:ilvl="4">
+      <w:startOverride w:val="1"/>
+    </w:lvlOverride>
+    <w:lvlOverride w:ilvl="5">
+      <w:startOverride w:val="1"/>
+    </w:lvlOverride>
+    <w:lvlOverride w:ilvl="6">
+      <w:startOverride w:val="1"/>
+    </w:lvlOverride>
+    <w:lvlOverride w:ilvl="7">
+      <w:startOverride w:val="1"/>
+    </w:lvlOverride>
+    <w:lvlOverride w:ilvl="8">
+      <w:startOverride w:val="1"/>
+    </w:lvlOverride>
+  </w:num>
+  <w:num w:numId="1005">
+    <w:abstractNumId w:val="99411"/>
+    <w:lvlOverride w:ilvl="0">
+      <w:startOverride w:val="1"/>
+    </w:lvlOverride>
+    <w:lvlOverride w:ilvl="1">
+      <w:startOverride w:val="1"/>
+    </w:lvlOverride>
+    <w:lvlOverride w:ilvl="2">
+      <w:startOverride w:val="1"/>
+    </w:lvlOverride>
+    <w:lvlOverride w:ilvl="3">
+      <w:startOverride w:val="1"/>
+    </w:lvlOverride>
+    <w:lvlOverride w:ilvl="4">
+      <w:startOverride w:val="1"/>
+    </w:lvlOverride>
+    <w:lvlOverride w:ilvl="5">
+      <w:startOverride w:val="1"/>
+    </w:lvlOverride>
+    <w:lvlOverride w:ilvl="6">
+      <w:startOverride w:val="1"/>
+    </w:lvlOverride>
+    <w:lvlOverride w:ilvl="7">
+      <w:startOverride w:val="1"/>
+    </w:lvlOverride>
+    <w:lvlOverride w:ilvl="8">
+      <w:startOverride w:val="1"/>
+    </w:lvlOverride>
+  </w:num>
+  <w:num w:numId="1006">
     <w:abstractNumId w:val="991"/>
   </w:num>
-  <w:num w:numId="1005">
+  <w:num w:numId="1007">
+    <w:abstractNumId w:val="991"/>
+  </w:num>
+  <w:num w:numId="1008">
+    <w:abstractNumId w:val="991"/>
+  </w:num>
+  <w:num w:numId="1009">
+    <w:abstractNumId w:val="991"/>
+  </w:num>
+  <w:num w:numId="1010">
+    <w:abstractNumId w:val="99411"/>
+    <w:lvlOverride w:ilvl="0">
+      <w:startOverride w:val="1"/>
+    </w:lvlOverride>
+    <w:lvlOverride w:ilvl="1">
+      <w:startOverride w:val="1"/>
+    </w:lvlOverride>
+    <w:lvlOverride w:ilvl="2">
+      <w:startOverride w:val="1"/>
+    </w:lvlOverride>
+    <w:lvlOverride w:ilvl="3">
+      <w:startOverride w:val="1"/>
+    </w:lvlOverride>
+    <w:lvlOverride w:ilvl="4">
+      <w:startOverride w:val="1"/>
+    </w:lvlOverride>
+    <w:lvlOverride w:ilvl="5">
+      <w:startOverride w:val="1"/>
+    </w:lvlOverride>
+    <w:lvlOverride w:ilvl="6">
+      <w:startOverride w:val="1"/>
+    </w:lvlOverride>
+    <w:lvlOverride w:ilvl="7">
+      <w:startOverride w:val="1"/>
+    </w:lvlOverride>
+    <w:lvlOverride w:ilvl="8">
+      <w:startOverride w:val="1"/>
+    </w:lvlOverride>
+  </w:num>
+  <w:num w:numId="1011">
     <w:abstractNumId w:val="991"/>
   </w:num>
 </w:numbering>
